--- a/deliverables/V4-V11_SYNC/PACKAGES/NEW_V06_Synchronized_Production_Package/02_RUN_OF_SHOW/Run_of_Show.docx
+++ b/deliverables/V4-V11_SYNC/PACKAGES/NEW_V06_Synchronized_Production_Package/02_RUN_OF_SHOW/Run_of_Show.docx
@@ -144,7 +144,7 @@
         <w:rPr>
           <w:sz w:val="21"/>
         </w:rPr>
-        <w:t>Wednesday, September 16, 2026 | 1:46 PM CT</w:t>
+        <w:t>Wednesday, September 16, 2026 | 3:16 PM CT</w:t>
       </w:r>
     </w:p>
     <w:p>
@@ -2194,103 +2194,6 @@
                 <w:i w:val="0"/>
                 <w:sz w:val="15"/>
               </w:rPr>
-              <w:t>NEW_V6_FS_19_FOUR_THINGS</w:t>
-            </w:r>
-          </w:p>
-        </w:tc>
-        <w:tc>
-          <w:tcPr>
-            <w:tcW w:type="dxa" w:w="3024"/>
-          </w:tcPr>
-          <w:p>
-            <w:pPr>
-              <w:spacing w:before="60" w:after="60" w:line="264" w:lineRule="auto"/>
-            </w:pPr>
-            <w:r/>
-            <w:r>
-              <w:rPr>
-                <w:b w:val="0"/>
-                <w:i w:val="0"/>
-                <w:sz w:val="15"/>
-              </w:rPr>
-              <w:t>3 THE FOUR THINGS I READ</w:t>
-            </w:r>
-          </w:p>
-        </w:tc>
-        <w:tc>
-          <w:tcPr>
-            <w:tcW w:type="dxa" w:w="720"/>
-          </w:tcPr>
-          <w:p>
-            <w:pPr>
-              <w:spacing w:before="60" w:after="60" w:line="264" w:lineRule="auto"/>
-            </w:pPr>
-            <w:r/>
-            <w:r>
-              <w:rPr>
-                <w:b w:val="0"/>
-                <w:i w:val="0"/>
-                <w:sz w:val="15"/>
-              </w:rPr>
-              <w:t>2</w:t>
-            </w:r>
-          </w:p>
-        </w:tc>
-        <w:tc>
-          <w:tcPr>
-            <w:tcW w:type="dxa" w:w="864"/>
-          </w:tcPr>
-          <w:p>
-            <w:pPr>
-              <w:spacing w:before="60" w:after="60" w:line="264" w:lineRule="auto"/>
-            </w:pPr>
-            <w:r/>
-            <w:r>
-              <w:rPr>
-                <w:b w:val="0"/>
-                <w:i w:val="0"/>
-                <w:sz w:val="15"/>
-              </w:rPr>
-              <w:t>1</w:t>
-            </w:r>
-          </w:p>
-        </w:tc>
-        <w:tc>
-          <w:tcPr>
-            <w:tcW w:type="dxa" w:w="1728"/>
-          </w:tcPr>
-          <w:p>
-            <w:pPr>
-              <w:spacing w:before="60" w:after="60" w:line="264" w:lineRule="auto"/>
-            </w:pPr>
-            <w:r/>
-            <w:r>
-              <w:rPr>
-                <w:b w:val="0"/>
-                <w:i w:val="0"/>
-                <w:sz w:val="15"/>
-              </w:rPr>
-              <w:t>RE-ANCHORED</w:t>
-            </w:r>
-          </w:p>
-        </w:tc>
-      </w:tr>
-      <w:tr>
-        <w:tc>
-          <w:tcPr>
-            <w:tcW w:type="dxa" w:w="3312"/>
-          </w:tcPr>
-          <w:p>
-            <w:pPr>
-              <w:spacing w:before="60" w:after="60" w:line="264" w:lineRule="auto"/>
-            </w:pPr>
-            <w:r/>
-            <w:r>
-              <w:rPr>
-                <w:b w:val="0"/>
-                <w:i w:val="0"/>
-                <w:sz w:val="15"/>
-              </w:rPr>
               <w:t>NEW_V6_FS_06_POSTING_WALKTHROUGH</w:t>
             </w:r>
           </w:p>
@@ -2368,6 +2271,103 @@
                 <w:sz w:val="15"/>
               </w:rPr>
               <w:t>RE-ANCHORED</w:t>
+            </w:r>
+          </w:p>
+        </w:tc>
+      </w:tr>
+      <w:tr>
+        <w:tc>
+          <w:tcPr>
+            <w:tcW w:type="dxa" w:w="3312"/>
+          </w:tcPr>
+          <w:p>
+            <w:pPr>
+              <w:spacing w:before="60" w:after="60" w:line="264" w:lineRule="auto"/>
+            </w:pPr>
+            <w:r/>
+            <w:r>
+              <w:rPr>
+                <w:b w:val="0"/>
+                <w:i w:val="0"/>
+                <w:sz w:val="15"/>
+              </w:rPr>
+              <w:t>NEW_V6_FS_08_READ_THE_VERBS</w:t>
+            </w:r>
+          </w:p>
+        </w:tc>
+        <w:tc>
+          <w:tcPr>
+            <w:tcW w:type="dxa" w:w="3024"/>
+          </w:tcPr>
+          <w:p>
+            <w:pPr>
+              <w:spacing w:before="60" w:after="60" w:line="264" w:lineRule="auto"/>
+            </w:pPr>
+            <w:r/>
+            <w:r>
+              <w:rPr>
+                <w:b w:val="0"/>
+                <w:i w:val="0"/>
+                <w:sz w:val="15"/>
+              </w:rPr>
+              <w:t>5 WHY TITLES CAN MISLEAD YOU</w:t>
+            </w:r>
+          </w:p>
+        </w:tc>
+        <w:tc>
+          <w:tcPr>
+            <w:tcW w:type="dxa" w:w="720"/>
+          </w:tcPr>
+          <w:p>
+            <w:pPr>
+              <w:spacing w:before="60" w:after="60" w:line="264" w:lineRule="auto"/>
+            </w:pPr>
+            <w:r/>
+            <w:r>
+              <w:rPr>
+                <w:b w:val="0"/>
+                <w:i w:val="0"/>
+                <w:sz w:val="15"/>
+              </w:rPr>
+              <w:t>1</w:t>
+            </w:r>
+          </w:p>
+        </w:tc>
+        <w:tc>
+          <w:tcPr>
+            <w:tcW w:type="dxa" w:w="864"/>
+          </w:tcPr>
+          <w:p>
+            <w:pPr>
+              <w:spacing w:before="60" w:after="60" w:line="264" w:lineRule="auto"/>
+            </w:pPr>
+            <w:r/>
+            <w:r>
+              <w:rPr>
+                <w:b w:val="0"/>
+                <w:i w:val="0"/>
+                <w:sz w:val="15"/>
+              </w:rPr>
+              <w:t>1</w:t>
+            </w:r>
+          </w:p>
+        </w:tc>
+        <w:tc>
+          <w:tcPr>
+            <w:tcW w:type="dxa" w:w="1728"/>
+          </w:tcPr>
+          <w:p>
+            <w:pPr>
+              <w:spacing w:before="60" w:after="60" w:line="264" w:lineRule="auto"/>
+            </w:pPr>
+            <w:r/>
+            <w:r>
+              <w:rPr>
+                <w:b w:val="0"/>
+                <w:i w:val="0"/>
+                <w:sz w:val="15"/>
+              </w:rPr>
+              <w:t>RE-CUED</w:t>
             </w:r>
           </w:p>
         </w:tc>
@@ -2543,103 +2543,6 @@
                 <w:sz w:val="15"/>
               </w:rPr>
               <w:t>2</w:t>
-            </w:r>
-          </w:p>
-        </w:tc>
-        <w:tc>
-          <w:tcPr>
-            <w:tcW w:type="dxa" w:w="1728"/>
-          </w:tcPr>
-          <w:p>
-            <w:pPr>
-              <w:spacing w:before="60" w:after="60" w:line="264" w:lineRule="auto"/>
-            </w:pPr>
-            <w:r/>
-            <w:r>
-              <w:rPr>
-                <w:b w:val="0"/>
-                <w:i w:val="0"/>
-                <w:sz w:val="15"/>
-              </w:rPr>
-              <w:t>RE-ANCHORED</w:t>
-            </w:r>
-          </w:p>
-        </w:tc>
-      </w:tr>
-      <w:tr>
-        <w:tc>
-          <w:tcPr>
-            <w:tcW w:type="dxa" w:w="3312"/>
-          </w:tcPr>
-          <w:p>
-            <w:pPr>
-              <w:spacing w:before="60" w:after="60" w:line="264" w:lineRule="auto"/>
-            </w:pPr>
-            <w:r/>
-            <w:r>
-              <w:rPr>
-                <w:b w:val="0"/>
-                <w:i w:val="0"/>
-                <w:sz w:val="15"/>
-              </w:rPr>
-              <w:t>NEW_V6_FS_08_READ_THE_VERBS</w:t>
-            </w:r>
-          </w:p>
-        </w:tc>
-        <w:tc>
-          <w:tcPr>
-            <w:tcW w:type="dxa" w:w="3024"/>
-          </w:tcPr>
-          <w:p>
-            <w:pPr>
-              <w:spacing w:before="60" w:after="60" w:line="264" w:lineRule="auto"/>
-            </w:pPr>
-            <w:r/>
-            <w:r>
-              <w:rPr>
-                <w:b w:val="0"/>
-                <w:i w:val="0"/>
-                <w:sz w:val="15"/>
-              </w:rPr>
-              <w:t>8 WHY TITLES CAN MISLEAD YOU</w:t>
-            </w:r>
-          </w:p>
-        </w:tc>
-        <w:tc>
-          <w:tcPr>
-            <w:tcW w:type="dxa" w:w="720"/>
-          </w:tcPr>
-          <w:p>
-            <w:pPr>
-              <w:spacing w:before="60" w:after="60" w:line="264" w:lineRule="auto"/>
-            </w:pPr>
-            <w:r/>
-            <w:r>
-              <w:rPr>
-                <w:b w:val="0"/>
-                <w:i w:val="0"/>
-                <w:sz w:val="15"/>
-              </w:rPr>
-              <w:t>2</w:t>
-            </w:r>
-          </w:p>
-        </w:tc>
-        <w:tc>
-          <w:tcPr>
-            <w:tcW w:type="dxa" w:w="864"/>
-          </w:tcPr>
-          <w:p>
-            <w:pPr>
-              <w:spacing w:before="60" w:after="60" w:line="264" w:lineRule="auto"/>
-            </w:pPr>
-            <w:r/>
-            <w:r>
-              <w:rPr>
-                <w:b w:val="0"/>
-                <w:i w:val="0"/>
-                <w:sz w:val="15"/>
-              </w:rPr>
-              <w:t>1</w:t>
             </w:r>
           </w:p>
         </w:tc>
@@ -3435,6 +3338,103 @@
                 <w:sz w:val="15"/>
               </w:rPr>
               <w:t>RE-ANCHORED</w:t>
+            </w:r>
+          </w:p>
+        </w:tc>
+      </w:tr>
+      <w:tr>
+        <w:tc>
+          <w:tcPr>
+            <w:tcW w:type="dxa" w:w="3312"/>
+          </w:tcPr>
+          <w:p>
+            <w:pPr>
+              <w:spacing w:before="60" w:after="60" w:line="264" w:lineRule="auto"/>
+            </w:pPr>
+            <w:r/>
+            <w:r>
+              <w:rPr>
+                <w:b w:val="0"/>
+                <w:i w:val="0"/>
+                <w:sz w:val="15"/>
+              </w:rPr>
+              <w:t>NEW_V6_FS_19_FOUR_THINGS</w:t>
+            </w:r>
+          </w:p>
+        </w:tc>
+        <w:tc>
+          <w:tcPr>
+            <w:tcW w:type="dxa" w:w="3024"/>
+          </w:tcPr>
+          <w:p>
+            <w:pPr>
+              <w:spacing w:before="60" w:after="60" w:line="264" w:lineRule="auto"/>
+            </w:pPr>
+            <w:r/>
+            <w:r>
+              <w:rPr>
+                <w:b w:val="0"/>
+                <w:i w:val="0"/>
+                <w:sz w:val="15"/>
+              </w:rPr>
+              <w:t>12 THE FOUR THINGS I READ</w:t>
+            </w:r>
+          </w:p>
+        </w:tc>
+        <w:tc>
+          <w:tcPr>
+            <w:tcW w:type="dxa" w:w="720"/>
+          </w:tcPr>
+          <w:p>
+            <w:pPr>
+              <w:spacing w:before="60" w:after="60" w:line="264" w:lineRule="auto"/>
+            </w:pPr>
+            <w:r/>
+            <w:r>
+              <w:rPr>
+                <w:b w:val="0"/>
+                <w:i w:val="0"/>
+                <w:sz w:val="15"/>
+              </w:rPr>
+              <w:t>1</w:t>
+            </w:r>
+          </w:p>
+        </w:tc>
+        <w:tc>
+          <w:tcPr>
+            <w:tcW w:type="dxa" w:w="864"/>
+          </w:tcPr>
+          <w:p>
+            <w:pPr>
+              <w:spacing w:before="60" w:after="60" w:line="264" w:lineRule="auto"/>
+            </w:pPr>
+            <w:r/>
+            <w:r>
+              <w:rPr>
+                <w:b w:val="0"/>
+                <w:i w:val="0"/>
+                <w:sz w:val="15"/>
+              </w:rPr>
+              <w:t>1</w:t>
+            </w:r>
+          </w:p>
+        </w:tc>
+        <w:tc>
+          <w:tcPr>
+            <w:tcW w:type="dxa" w:w="1728"/>
+          </w:tcPr>
+          <w:p>
+            <w:pPr>
+              <w:spacing w:before="60" w:after="60" w:line="264" w:lineRule="auto"/>
+            </w:pPr>
+            <w:r/>
+            <w:r>
+              <w:rPr>
+                <w:b w:val="0"/>
+                <w:i w:val="0"/>
+                <w:sz w:val="15"/>
+              </w:rPr>
+              <w:t>RE-CUED</w:t>
             </w:r>
           </w:p>
         </w:tc>

--- a/deliverables/V4-V11_SYNC/PACKAGES/NEW_V06_Synchronized_Production_Package/02_RUN_OF_SHOW/Run_of_Show.docx
+++ b/deliverables/V4-V11_SYNC/PACKAGES/NEW_V06_Synchronized_Production_Package/02_RUN_OF_SHOW/Run_of_Show.docx
@@ -144,7 +144,7 @@
         <w:rPr>
           <w:sz w:val="21"/>
         </w:rPr>
-        <w:t>Wednesday, September 16, 2026 | 3:16 PM CT</w:t>
+        <w:t>Wednesday, September 16, 2026 | 3:21 PM CT</w:t>
       </w:r>
     </w:p>
     <w:p>

--- a/deliverables/V4-V11_SYNC/PACKAGES/NEW_V06_Synchronized_Production_Package/02_RUN_OF_SHOW/Run_of_Show.docx
+++ b/deliverables/V4-V11_SYNC/PACKAGES/NEW_V06_Synchronized_Production_Package/02_RUN_OF_SHOW/Run_of_Show.docx
@@ -144,7 +144,7 @@
         <w:rPr>
           <w:sz w:val="21"/>
         </w:rPr>
-        <w:t>Wednesday, September 16, 2026 | 3:21 PM CT</w:t>
+        <w:t>Thursday, September 17, 2026 | 8:55 AM CT</w:t>
       </w:r>
     </w:p>
     <w:p>
@@ -1558,7 +1558,7 @@
           <w:color w:val="112345"/>
           <w:sz w:val="26"/>
         </w:rPr>
-        <w:t>FULL-SCREEN CUES, ONE LOCATION EACH</w:t>
+        <w:t>FULL-SCREEN CUES, ONE LOCATION EACH. ACTIVE ONLY.</w:t>
       </w:r>
     </w:p>
     <w:tbl>
@@ -2310,7 +2310,7 @@
                 <w:i w:val="0"/>
                 <w:sz w:val="15"/>
               </w:rPr>
-              <w:t>5 WHY TITLES CAN MISLEAD YOU</w:t>
+              <w:t>5 2 | AUTHORITY</w:t>
             </w:r>
           </w:p>
         </w:tc>
@@ -3377,7 +3377,7 @@
                 <w:i w:val="0"/>
                 <w:sz w:val="15"/>
               </w:rPr>
-              <w:t>12 THE FOUR THINGS I READ</w:t>
+              <w:t>12 TAKEAWAY VALUE</w:t>
             </w:r>
           </w:p>
         </w:tc>
@@ -3553,7 +3553,7 @@
           <w:color w:val="5A6B82"/>
           <w:sz w:val="19"/>
         </w:rPr>
-        <w:t>Every cue resolves to one section and one paragraph. RE-ANCHORED means the card is unchanged and only its placement moved to the reconciled script.</w:t>
+        <w:t>Every cue resolves to one section and one paragraph, and every label and trigger above is read from the reconciled script at that location. RE-ANCHORED means the card is unchanged and only its placement moved. RE-CUED means the card was cued in the wrong place and was moved to the section its own copy belongs to.</w:t>
       </w:r>
     </w:p>
     <w:p>

--- a/deliverables/V4-V11_SYNC/PACKAGES/NEW_V06_Synchronized_Production_Package/02_RUN_OF_SHOW/Run_of_Show.docx
+++ b/deliverables/V4-V11_SYNC/PACKAGES/NEW_V06_Synchronized_Production_Package/02_RUN_OF_SHOW/Run_of_Show.docx
@@ -144,7 +144,7 @@
         <w:rPr>
           <w:sz w:val="21"/>
         </w:rPr>
-        <w:t>Thursday, September 17, 2026 | 8:55 AM CT</w:t>
+        <w:t>Thursday, September 17, 2026 | 12:57 PM CT</w:t>
       </w:r>
     </w:p>
     <w:p>

--- a/deliverables/V4-V11_SYNC/PACKAGES/NEW_V06_Synchronized_Production_Package/02_RUN_OF_SHOW/Run_of_Show.docx
+++ b/deliverables/V4-V11_SYNC/PACKAGES/NEW_V06_Synchronized_Production_Package/02_RUN_OF_SHOW/Run_of_Show.docx
@@ -144,7 +144,7 @@
         <w:rPr>
           <w:sz w:val="21"/>
         </w:rPr>
-        <w:t>Thursday, September 17, 2026 | 12:57 PM CT</w:t>
+        <w:t>Saturday, September 19, 2026 | 6:36 AM CT</w:t>
       </w:r>
     </w:p>
     <w:p>
@@ -1558,7 +1558,7 @@
           <w:color w:val="112345"/>
           <w:sz w:val="26"/>
         </w:rPr>
-        <w:t>FULL-SCREEN CUES, ONE LOCATION EACH. ACTIVE ONLY.</w:t>
+        <w:t>THE EVENT LIST. EVERY SHOT, IN SPOKEN ORDER.</w:t>
       </w:r>
     </w:p>
     <w:tbl>
@@ -1577,11 +1577,12 @@
         <w:tblLook w:firstColumn="1" w:firstRow="1" w:lastColumn="0" w:lastRow="0" w:noHBand="0" w:noVBand="1" w:val="04A0"/>
       </w:tblPr>
       <w:tblGrid>
-        <w:gridCol w:w="1930"/>
-        <w:gridCol w:w="1930"/>
-        <w:gridCol w:w="1930"/>
-        <w:gridCol w:w="1930"/>
-        <w:gridCol w:w="1930"/>
+        <w:gridCol w:w="1608"/>
+        <w:gridCol w:w="1608"/>
+        <w:gridCol w:w="1608"/>
+        <w:gridCol w:w="1608"/>
+        <w:gridCol w:w="1608"/>
+        <w:gridCol w:w="1608"/>
       </w:tblGrid>
       <w:tr>
         <w:trPr>
@@ -1589,7 +1590,7 @@
         </w:trPr>
         <w:tc>
           <w:tcPr>
-            <w:tcW w:type="dxa" w:w="3312"/>
+            <w:tcW w:type="dxa" w:w="1152"/>
             <w:shd w:val="clear" w:color="auto" w:fill="F3EFE6"/>
           </w:tcPr>
           <w:p>
@@ -1604,13 +1605,13 @@
                 <w:color w:val="112345"/>
                 <w:sz w:val="17"/>
               </w:rPr>
-              <w:t>ASSET FAMILY</w:t>
-            </w:r>
-          </w:p>
-        </w:tc>
-        <w:tc>
-          <w:tcPr>
-            <w:tcW w:type="dxa" w:w="3024"/>
+              <w:t>EVENT</w:t>
+            </w:r>
+          </w:p>
+        </w:tc>
+        <w:tc>
+          <w:tcPr>
+            <w:tcW w:type="dxa" w:w="1296"/>
             <w:shd w:val="clear" w:color="auto" w:fill="F3EFE6"/>
           </w:tcPr>
           <w:p>
@@ -1625,7 +1626,70 @@
                 <w:color w:val="112345"/>
                 <w:sz w:val="17"/>
               </w:rPr>
+              <w:t>MODE</w:t>
+            </w:r>
+          </w:p>
+        </w:tc>
+        <w:tc>
+          <w:tcPr>
+            <w:tcW w:type="dxa" w:w="2448"/>
+            <w:shd w:val="clear" w:color="auto" w:fill="F3EFE6"/>
+          </w:tcPr>
+          <w:p>
+            <w:pPr>
+              <w:spacing w:before="60" w:after="60" w:line="264" w:lineRule="auto"/>
+            </w:pPr>
+            <w:r/>
+            <w:r>
+              <w:rPr>
+                <w:b/>
+                <w:i w:val="0"/>
+                <w:color w:val="112345"/>
+                <w:sz w:val="17"/>
+              </w:rPr>
               <w:t>SECTION</w:t>
+            </w:r>
+          </w:p>
+        </w:tc>
+        <w:tc>
+          <w:tcPr>
+            <w:tcW w:type="dxa" w:w="1152"/>
+            <w:shd w:val="clear" w:color="auto" w:fill="F3EFE6"/>
+          </w:tcPr>
+          <w:p>
+            <w:pPr>
+              <w:spacing w:before="60" w:after="60" w:line="264" w:lineRule="auto"/>
+            </w:pPr>
+            <w:r/>
+            <w:r>
+              <w:rPr>
+                <w:b/>
+                <w:i w:val="0"/>
+                <w:color w:val="112345"/>
+                <w:sz w:val="17"/>
+              </w:rPr>
+              <w:t>PARAGRAPHS</w:t>
+            </w:r>
+          </w:p>
+        </w:tc>
+        <w:tc>
+          <w:tcPr>
+            <w:tcW w:type="dxa" w:w="2880"/>
+            <w:shd w:val="clear" w:color="auto" w:fill="F3EFE6"/>
+          </w:tcPr>
+          <w:p>
+            <w:pPr>
+              <w:spacing w:before="60" w:after="60" w:line="264" w:lineRule="auto"/>
+            </w:pPr>
+            <w:r/>
+            <w:r>
+              <w:rPr>
+                <w:b/>
+                <w:i w:val="0"/>
+                <w:color w:val="112345"/>
+                <w:sz w:val="17"/>
+              </w:rPr>
+              <w:t>ASSET FAMILY</w:t>
             </w:r>
           </w:p>
         </w:tc>
@@ -1646,13 +1710,2743 @@
                 <w:color w:val="112345"/>
                 <w:sz w:val="17"/>
               </w:rPr>
-              <w:t>PARA</w:t>
-            </w:r>
-          </w:p>
-        </w:tc>
-        <w:tc>
-          <w:tcPr>
-            <w:tcW w:type="dxa" w:w="864"/>
+              <w:t>STATES</w:t>
+            </w:r>
+          </w:p>
+        </w:tc>
+      </w:tr>
+      <w:tr>
+        <w:tc>
+          <w:tcPr>
+            <w:tcW w:type="dxa" w:w="1152"/>
+          </w:tcPr>
+          <w:p>
+            <w:pPr>
+              <w:spacing w:before="60" w:after="60" w:line="264" w:lineRule="auto"/>
+            </w:pPr>
+            <w:r/>
+            <w:r>
+              <w:rPr>
+                <w:b w:val="0"/>
+                <w:i w:val="0"/>
+                <w:sz w:val="14"/>
+              </w:rPr>
+              <w:t>V6-O01</w:t>
+            </w:r>
+          </w:p>
+        </w:tc>
+        <w:tc>
+          <w:tcPr>
+            <w:tcW w:type="dxa" w:w="1296"/>
+          </w:tcPr>
+          <w:p>
+            <w:pPr>
+              <w:spacing w:before="60" w:after="60" w:line="264" w:lineRule="auto"/>
+            </w:pPr>
+            <w:r/>
+            <w:r>
+              <w:rPr>
+                <w:b w:val="0"/>
+                <w:i w:val="0"/>
+                <w:sz w:val="14"/>
+              </w:rPr>
+              <w:t>CAMERA</w:t>
+            </w:r>
+          </w:p>
+        </w:tc>
+        <w:tc>
+          <w:tcPr>
+            <w:tcW w:type="dxa" w:w="2448"/>
+          </w:tcPr>
+          <w:p>
+            <w:pPr>
+              <w:spacing w:before="60" w:after="60" w:line="264" w:lineRule="auto"/>
+            </w:pPr>
+            <w:r/>
+            <w:r>
+              <w:rPr>
+                <w:b w:val="0"/>
+                <w:i w:val="0"/>
+                <w:sz w:val="14"/>
+              </w:rPr>
+              <w:t>1 HOOK</w:t>
+            </w:r>
+          </w:p>
+        </w:tc>
+        <w:tc>
+          <w:tcPr>
+            <w:tcW w:type="dxa" w:w="1152"/>
+          </w:tcPr>
+          <w:p>
+            <w:pPr>
+              <w:spacing w:before="60" w:after="60" w:line="264" w:lineRule="auto"/>
+            </w:pPr>
+            <w:r/>
+            <w:r>
+              <w:rPr>
+                <w:b w:val="0"/>
+                <w:i w:val="0"/>
+                <w:sz w:val="14"/>
+              </w:rPr>
+              <w:t>1</w:t>
+            </w:r>
+          </w:p>
+        </w:tc>
+        <w:tc>
+          <w:tcPr>
+            <w:tcW w:type="dxa" w:w="2880"/>
+          </w:tcPr>
+          <w:p>
+            <w:pPr>
+              <w:spacing w:before="60" w:after="60" w:line="264" w:lineRule="auto"/>
+            </w:pPr>
+            <w:r/>
+            <w:r>
+              <w:rPr>
+                <w:b w:val="0"/>
+                <w:i w:val="0"/>
+                <w:sz w:val="14"/>
+              </w:rPr>
+              <w:t>camera</w:t>
+            </w:r>
+          </w:p>
+        </w:tc>
+        <w:tc>
+          <w:tcPr>
+            <w:tcW w:type="dxa" w:w="720"/>
+          </w:tcPr>
+          <w:p>
+            <w:pPr>
+              <w:spacing w:before="60" w:after="60" w:line="264" w:lineRule="auto"/>
+            </w:pPr>
+            <w:r/>
+            <w:r>
+              <w:rPr>
+                <w:b w:val="0"/>
+                <w:i w:val="0"/>
+                <w:sz w:val="14"/>
+              </w:rPr>
+              <w:t>0</w:t>
+            </w:r>
+          </w:p>
+        </w:tc>
+      </w:tr>
+      <w:tr>
+        <w:tc>
+          <w:tcPr>
+            <w:tcW w:type="dxa" w:w="1152"/>
+          </w:tcPr>
+          <w:p>
+            <w:pPr>
+              <w:spacing w:before="60" w:after="60" w:line="264" w:lineRule="auto"/>
+            </w:pPr>
+            <w:r/>
+            <w:r>
+              <w:rPr>
+                <w:b w:val="0"/>
+                <w:i w:val="0"/>
+                <w:sz w:val="14"/>
+              </w:rPr>
+              <w:t>V6-O02</w:t>
+            </w:r>
+          </w:p>
+        </w:tc>
+        <w:tc>
+          <w:tcPr>
+            <w:tcW w:type="dxa" w:w="1296"/>
+          </w:tcPr>
+          <w:p>
+            <w:pPr>
+              <w:spacing w:before="60" w:after="60" w:line="264" w:lineRule="auto"/>
+            </w:pPr>
+            <w:r/>
+            <w:r>
+              <w:rPr>
+                <w:b w:val="0"/>
+                <w:i w:val="0"/>
+                <w:sz w:val="14"/>
+              </w:rPr>
+              <w:t>FULL SCREEN</w:t>
+            </w:r>
+          </w:p>
+        </w:tc>
+        <w:tc>
+          <w:tcPr>
+            <w:tcW w:type="dxa" w:w="2448"/>
+          </w:tcPr>
+          <w:p>
+            <w:pPr>
+              <w:spacing w:before="60" w:after="60" w:line="264" w:lineRule="auto"/>
+            </w:pPr>
+            <w:r/>
+            <w:r>
+              <w:rPr>
+                <w:b w:val="0"/>
+                <w:i w:val="0"/>
+                <w:sz w:val="14"/>
+              </w:rPr>
+              <w:t>1 HOOK</w:t>
+            </w:r>
+          </w:p>
+        </w:tc>
+        <w:tc>
+          <w:tcPr>
+            <w:tcW w:type="dxa" w:w="1152"/>
+          </w:tcPr>
+          <w:p>
+            <w:pPr>
+              <w:spacing w:before="60" w:after="60" w:line="264" w:lineRule="auto"/>
+            </w:pPr>
+            <w:r/>
+            <w:r>
+              <w:rPr>
+                <w:b w:val="0"/>
+                <w:i w:val="0"/>
+                <w:sz w:val="14"/>
+              </w:rPr>
+              <w:t>1</w:t>
+            </w:r>
+          </w:p>
+        </w:tc>
+        <w:tc>
+          <w:tcPr>
+            <w:tcW w:type="dxa" w:w="2880"/>
+          </w:tcPr>
+          <w:p>
+            <w:pPr>
+              <w:spacing w:before="60" w:after="60" w:line="264" w:lineRule="auto"/>
+            </w:pPr>
+            <w:r/>
+            <w:r>
+              <w:rPr>
+                <w:b w:val="0"/>
+                <w:i w:val="0"/>
+                <w:sz w:val="14"/>
+              </w:rPr>
+              <w:t>NEW_V6_FS_01_TITLE_ONLY</w:t>
+            </w:r>
+          </w:p>
+        </w:tc>
+        <w:tc>
+          <w:tcPr>
+            <w:tcW w:type="dxa" w:w="720"/>
+          </w:tcPr>
+          <w:p>
+            <w:pPr>
+              <w:spacing w:before="60" w:after="60" w:line="264" w:lineRule="auto"/>
+            </w:pPr>
+            <w:r/>
+            <w:r>
+              <w:rPr>
+                <w:b w:val="0"/>
+                <w:i w:val="0"/>
+                <w:sz w:val="14"/>
+              </w:rPr>
+              <w:t>1</w:t>
+            </w:r>
+          </w:p>
+        </w:tc>
+      </w:tr>
+      <w:tr>
+        <w:tc>
+          <w:tcPr>
+            <w:tcW w:type="dxa" w:w="1152"/>
+          </w:tcPr>
+          <w:p>
+            <w:pPr>
+              <w:spacing w:before="60" w:after="60" w:line="264" w:lineRule="auto"/>
+            </w:pPr>
+            <w:r/>
+            <w:r>
+              <w:rPr>
+                <w:b w:val="0"/>
+                <w:i w:val="0"/>
+                <w:sz w:val="14"/>
+              </w:rPr>
+              <w:t>V6-O03</w:t>
+            </w:r>
+          </w:p>
+        </w:tc>
+        <w:tc>
+          <w:tcPr>
+            <w:tcW w:type="dxa" w:w="1296"/>
+          </w:tcPr>
+          <w:p>
+            <w:pPr>
+              <w:spacing w:before="60" w:after="60" w:line="264" w:lineRule="auto"/>
+            </w:pPr>
+            <w:r/>
+            <w:r>
+              <w:rPr>
+                <w:b w:val="0"/>
+                <w:i w:val="0"/>
+                <w:sz w:val="14"/>
+              </w:rPr>
+              <w:t>FULL SCREEN</w:t>
+            </w:r>
+          </w:p>
+        </w:tc>
+        <w:tc>
+          <w:tcPr>
+            <w:tcW w:type="dxa" w:w="2448"/>
+          </w:tcPr>
+          <w:p>
+            <w:pPr>
+              <w:spacing w:before="60" w:after="60" w:line="264" w:lineRule="auto"/>
+            </w:pPr>
+            <w:r/>
+            <w:r>
+              <w:rPr>
+                <w:b w:val="0"/>
+                <w:i w:val="0"/>
+                <w:sz w:val="14"/>
+              </w:rPr>
+              <w:t>1 HOOK</w:t>
+            </w:r>
+          </w:p>
+        </w:tc>
+        <w:tc>
+          <w:tcPr>
+            <w:tcW w:type="dxa" w:w="1152"/>
+          </w:tcPr>
+          <w:p>
+            <w:pPr>
+              <w:spacing w:before="60" w:after="60" w:line="264" w:lineRule="auto"/>
+            </w:pPr>
+            <w:r/>
+            <w:r>
+              <w:rPr>
+                <w:b w:val="0"/>
+                <w:i w:val="0"/>
+                <w:sz w:val="14"/>
+              </w:rPr>
+              <w:t>2</w:t>
+            </w:r>
+          </w:p>
+        </w:tc>
+        <w:tc>
+          <w:tcPr>
+            <w:tcW w:type="dxa" w:w="2880"/>
+          </w:tcPr>
+          <w:p>
+            <w:pPr>
+              <w:spacing w:before="60" w:after="60" w:line="264" w:lineRule="auto"/>
+            </w:pPr>
+            <w:r/>
+            <w:r>
+              <w:rPr>
+                <w:b w:val="0"/>
+                <w:i w:val="0"/>
+                <w:sz w:val="14"/>
+              </w:rPr>
+              <w:t>NEW_V6_FS_02_THE_CONTRADICTION</w:t>
+            </w:r>
+          </w:p>
+        </w:tc>
+        <w:tc>
+          <w:tcPr>
+            <w:tcW w:type="dxa" w:w="720"/>
+          </w:tcPr>
+          <w:p>
+            <w:pPr>
+              <w:spacing w:before="60" w:after="60" w:line="264" w:lineRule="auto"/>
+            </w:pPr>
+            <w:r/>
+            <w:r>
+              <w:rPr>
+                <w:b w:val="0"/>
+                <w:i w:val="0"/>
+                <w:sz w:val="14"/>
+              </w:rPr>
+              <w:t>2</w:t>
+            </w:r>
+          </w:p>
+        </w:tc>
+      </w:tr>
+      <w:tr>
+        <w:tc>
+          <w:tcPr>
+            <w:tcW w:type="dxa" w:w="1152"/>
+          </w:tcPr>
+          <w:p>
+            <w:pPr>
+              <w:spacing w:before="60" w:after="60" w:line="264" w:lineRule="auto"/>
+            </w:pPr>
+            <w:r/>
+            <w:r>
+              <w:rPr>
+                <w:b w:val="0"/>
+                <w:i w:val="0"/>
+                <w:sz w:val="14"/>
+              </w:rPr>
+              <w:t>V6-O04</w:t>
+            </w:r>
+          </w:p>
+        </w:tc>
+        <w:tc>
+          <w:tcPr>
+            <w:tcW w:type="dxa" w:w="1296"/>
+          </w:tcPr>
+          <w:p>
+            <w:pPr>
+              <w:spacing w:before="60" w:after="60" w:line="264" w:lineRule="auto"/>
+            </w:pPr>
+            <w:r/>
+            <w:r>
+              <w:rPr>
+                <w:b w:val="0"/>
+                <w:i w:val="0"/>
+                <w:sz w:val="14"/>
+              </w:rPr>
+              <w:t>CAMERA</w:t>
+            </w:r>
+          </w:p>
+        </w:tc>
+        <w:tc>
+          <w:tcPr>
+            <w:tcW w:type="dxa" w:w="2448"/>
+          </w:tcPr>
+          <w:p>
+            <w:pPr>
+              <w:spacing w:before="60" w:after="60" w:line="264" w:lineRule="auto"/>
+            </w:pPr>
+            <w:r/>
+            <w:r>
+              <w:rPr>
+                <w:b w:val="0"/>
+                <w:i w:val="0"/>
+                <w:sz w:val="14"/>
+              </w:rPr>
+              <w:t>1 HOOK</w:t>
+            </w:r>
+          </w:p>
+        </w:tc>
+        <w:tc>
+          <w:tcPr>
+            <w:tcW w:type="dxa" w:w="1152"/>
+          </w:tcPr>
+          <w:p>
+            <w:pPr>
+              <w:spacing w:before="60" w:after="60" w:line="264" w:lineRule="auto"/>
+            </w:pPr>
+            <w:r/>
+            <w:r>
+              <w:rPr>
+                <w:b w:val="0"/>
+                <w:i w:val="0"/>
+                <w:sz w:val="14"/>
+              </w:rPr>
+              <w:t>3</w:t>
+            </w:r>
+          </w:p>
+        </w:tc>
+        <w:tc>
+          <w:tcPr>
+            <w:tcW w:type="dxa" w:w="2880"/>
+          </w:tcPr>
+          <w:p>
+            <w:pPr>
+              <w:spacing w:before="60" w:after="60" w:line="264" w:lineRule="auto"/>
+            </w:pPr>
+            <w:r/>
+            <w:r>
+              <w:rPr>
+                <w:b w:val="0"/>
+                <w:i w:val="0"/>
+                <w:sz w:val="14"/>
+              </w:rPr>
+              <w:t>camera</w:t>
+            </w:r>
+          </w:p>
+        </w:tc>
+        <w:tc>
+          <w:tcPr>
+            <w:tcW w:type="dxa" w:w="720"/>
+          </w:tcPr>
+          <w:p>
+            <w:pPr>
+              <w:spacing w:before="60" w:after="60" w:line="264" w:lineRule="auto"/>
+            </w:pPr>
+            <w:r/>
+            <w:r>
+              <w:rPr>
+                <w:b w:val="0"/>
+                <w:i w:val="0"/>
+                <w:sz w:val="14"/>
+              </w:rPr>
+              <w:t>0</w:t>
+            </w:r>
+          </w:p>
+        </w:tc>
+      </w:tr>
+      <w:tr>
+        <w:tc>
+          <w:tcPr>
+            <w:tcW w:type="dxa" w:w="1152"/>
+          </w:tcPr>
+          <w:p>
+            <w:pPr>
+              <w:spacing w:before="60" w:after="60" w:line="264" w:lineRule="auto"/>
+            </w:pPr>
+            <w:r/>
+            <w:r>
+              <w:rPr>
+                <w:b w:val="0"/>
+                <w:i w:val="0"/>
+                <w:sz w:val="14"/>
+              </w:rPr>
+              <w:t>V6-O05</w:t>
+            </w:r>
+          </w:p>
+        </w:tc>
+        <w:tc>
+          <w:tcPr>
+            <w:tcW w:type="dxa" w:w="1296"/>
+          </w:tcPr>
+          <w:p>
+            <w:pPr>
+              <w:spacing w:before="60" w:after="60" w:line="264" w:lineRule="auto"/>
+            </w:pPr>
+            <w:r/>
+            <w:r>
+              <w:rPr>
+                <w:b w:val="0"/>
+                <w:i w:val="0"/>
+                <w:sz w:val="14"/>
+              </w:rPr>
+              <w:t>FULL SCREEN</w:t>
+            </w:r>
+          </w:p>
+        </w:tc>
+        <w:tc>
+          <w:tcPr>
+            <w:tcW w:type="dxa" w:w="2448"/>
+          </w:tcPr>
+          <w:p>
+            <w:pPr>
+              <w:spacing w:before="60" w:after="60" w:line="264" w:lineRule="auto"/>
+            </w:pPr>
+            <w:r/>
+            <w:r>
+              <w:rPr>
+                <w:b w:val="0"/>
+                <w:i w:val="0"/>
+                <w:sz w:val="14"/>
+              </w:rPr>
+              <w:t>1 HOOK</w:t>
+            </w:r>
+          </w:p>
+        </w:tc>
+        <w:tc>
+          <w:tcPr>
+            <w:tcW w:type="dxa" w:w="1152"/>
+          </w:tcPr>
+          <w:p>
+            <w:pPr>
+              <w:spacing w:before="60" w:after="60" w:line="264" w:lineRule="auto"/>
+            </w:pPr>
+            <w:r/>
+            <w:r>
+              <w:rPr>
+                <w:b w:val="0"/>
+                <w:i w:val="0"/>
+                <w:sz w:val="14"/>
+              </w:rPr>
+              <w:t>4</w:t>
+            </w:r>
+          </w:p>
+        </w:tc>
+        <w:tc>
+          <w:tcPr>
+            <w:tcW w:type="dxa" w:w="2880"/>
+          </w:tcPr>
+          <w:p>
+            <w:pPr>
+              <w:spacing w:before="60" w:after="60" w:line="264" w:lineRule="auto"/>
+            </w:pPr>
+            <w:r/>
+            <w:r>
+              <w:rPr>
+                <w:b w:val="0"/>
+                <w:i w:val="0"/>
+                <w:sz w:val="14"/>
+              </w:rPr>
+              <w:t>NEW_V6_FS_05_PARP</w:t>
+            </w:r>
+          </w:p>
+        </w:tc>
+        <w:tc>
+          <w:tcPr>
+            <w:tcW w:type="dxa" w:w="720"/>
+          </w:tcPr>
+          <w:p>
+            <w:pPr>
+              <w:spacing w:before="60" w:after="60" w:line="264" w:lineRule="auto"/>
+            </w:pPr>
+            <w:r/>
+            <w:r>
+              <w:rPr>
+                <w:b w:val="0"/>
+                <w:i w:val="0"/>
+                <w:sz w:val="14"/>
+              </w:rPr>
+              <w:t>1</w:t>
+            </w:r>
+          </w:p>
+        </w:tc>
+      </w:tr>
+      <w:tr>
+        <w:tc>
+          <w:tcPr>
+            <w:tcW w:type="dxa" w:w="1152"/>
+          </w:tcPr>
+          <w:p>
+            <w:pPr>
+              <w:spacing w:before="60" w:after="60" w:line="264" w:lineRule="auto"/>
+            </w:pPr>
+            <w:r/>
+            <w:r>
+              <w:rPr>
+                <w:b w:val="0"/>
+                <w:i w:val="0"/>
+                <w:sz w:val="14"/>
+              </w:rPr>
+              <w:t>V6-C10</w:t>
+            </w:r>
+          </w:p>
+        </w:tc>
+        <w:tc>
+          <w:tcPr>
+            <w:tcW w:type="dxa" w:w="1296"/>
+          </w:tcPr>
+          <w:p>
+            <w:pPr>
+              <w:spacing w:before="60" w:after="60" w:line="264" w:lineRule="auto"/>
+            </w:pPr>
+            <w:r/>
+            <w:r>
+              <w:rPr>
+                <w:b w:val="0"/>
+                <w:i w:val="0"/>
+                <w:sz w:val="14"/>
+              </w:rPr>
+              <w:t>FULL SCREEN</w:t>
+            </w:r>
+          </w:p>
+        </w:tc>
+        <w:tc>
+          <w:tcPr>
+            <w:tcW w:type="dxa" w:w="2448"/>
+          </w:tcPr>
+          <w:p>
+            <w:pPr>
+              <w:spacing w:before="60" w:after="60" w:line="264" w:lineRule="auto"/>
+            </w:pPr>
+            <w:r/>
+            <w:r>
+              <w:rPr>
+                <w:b w:val="0"/>
+                <w:i w:val="0"/>
+                <w:sz w:val="14"/>
+              </w:rPr>
+              <w:t>3 THE FOUR THINGS I READ</w:t>
+            </w:r>
+          </w:p>
+        </w:tc>
+        <w:tc>
+          <w:tcPr>
+            <w:tcW w:type="dxa" w:w="1152"/>
+          </w:tcPr>
+          <w:p>
+            <w:pPr>
+              <w:spacing w:before="60" w:after="60" w:line="264" w:lineRule="auto"/>
+            </w:pPr>
+            <w:r/>
+            <w:r>
+              <w:rPr>
+                <w:b w:val="0"/>
+                <w:i w:val="0"/>
+                <w:sz w:val="14"/>
+              </w:rPr>
+              <w:t>1</w:t>
+            </w:r>
+          </w:p>
+        </w:tc>
+        <w:tc>
+          <w:tcPr>
+            <w:tcW w:type="dxa" w:w="2880"/>
+          </w:tcPr>
+          <w:p>
+            <w:pPr>
+              <w:spacing w:before="60" w:after="60" w:line="264" w:lineRule="auto"/>
+            </w:pPr>
+            <w:r/>
+            <w:r>
+              <w:rPr>
+                <w:b w:val="0"/>
+                <w:i w:val="0"/>
+                <w:sz w:val="14"/>
+              </w:rPr>
+              <w:t>NEW_V6_FS_03_THE_SAMPLE</w:t>
+            </w:r>
+          </w:p>
+        </w:tc>
+        <w:tc>
+          <w:tcPr>
+            <w:tcW w:type="dxa" w:w="720"/>
+          </w:tcPr>
+          <w:p>
+            <w:pPr>
+              <w:spacing w:before="60" w:after="60" w:line="264" w:lineRule="auto"/>
+            </w:pPr>
+            <w:r/>
+            <w:r>
+              <w:rPr>
+                <w:b w:val="0"/>
+                <w:i w:val="0"/>
+                <w:sz w:val="14"/>
+              </w:rPr>
+              <w:t>1</w:t>
+            </w:r>
+          </w:p>
+        </w:tc>
+      </w:tr>
+      <w:tr>
+        <w:tc>
+          <w:tcPr>
+            <w:tcW w:type="dxa" w:w="1152"/>
+          </w:tcPr>
+          <w:p>
+            <w:pPr>
+              <w:spacing w:before="60" w:after="60" w:line="264" w:lineRule="auto"/>
+            </w:pPr>
+            <w:r/>
+            <w:r>
+              <w:rPr>
+                <w:b w:val="0"/>
+                <w:i w:val="0"/>
+                <w:sz w:val="14"/>
+              </w:rPr>
+              <w:t>V6-C11</w:t>
+            </w:r>
+          </w:p>
+        </w:tc>
+        <w:tc>
+          <w:tcPr>
+            <w:tcW w:type="dxa" w:w="1296"/>
+          </w:tcPr>
+          <w:p>
+            <w:pPr>
+              <w:spacing w:before="60" w:after="60" w:line="264" w:lineRule="auto"/>
+            </w:pPr>
+            <w:r/>
+            <w:r>
+              <w:rPr>
+                <w:b w:val="0"/>
+                <w:i w:val="0"/>
+                <w:sz w:val="14"/>
+              </w:rPr>
+              <w:t>FULL SCREEN</w:t>
+            </w:r>
+          </w:p>
+        </w:tc>
+        <w:tc>
+          <w:tcPr>
+            <w:tcW w:type="dxa" w:w="2448"/>
+          </w:tcPr>
+          <w:p>
+            <w:pPr>
+              <w:spacing w:before="60" w:after="60" w:line="264" w:lineRule="auto"/>
+            </w:pPr>
+            <w:r/>
+            <w:r>
+              <w:rPr>
+                <w:b w:val="0"/>
+                <w:i w:val="0"/>
+                <w:sz w:val="14"/>
+              </w:rPr>
+              <w:t>3 THE FOUR THINGS I READ</w:t>
+            </w:r>
+          </w:p>
+        </w:tc>
+        <w:tc>
+          <w:tcPr>
+            <w:tcW w:type="dxa" w:w="1152"/>
+          </w:tcPr>
+          <w:p>
+            <w:pPr>
+              <w:spacing w:before="60" w:after="60" w:line="264" w:lineRule="auto"/>
+            </w:pPr>
+            <w:r/>
+            <w:r>
+              <w:rPr>
+                <w:b w:val="0"/>
+                <w:i w:val="0"/>
+                <w:sz w:val="14"/>
+              </w:rPr>
+              <w:t>2</w:t>
+            </w:r>
+          </w:p>
+        </w:tc>
+        <w:tc>
+          <w:tcPr>
+            <w:tcW w:type="dxa" w:w="2880"/>
+          </w:tcPr>
+          <w:p>
+            <w:pPr>
+              <w:spacing w:before="60" w:after="60" w:line="264" w:lineRule="auto"/>
+            </w:pPr>
+            <w:r/>
+            <w:r>
+              <w:rPr>
+                <w:b w:val="0"/>
+                <w:i w:val="0"/>
+                <w:sz w:val="14"/>
+              </w:rPr>
+              <w:t>NEW_V6_FS_04_THREE_QUESTIONS</w:t>
+            </w:r>
+          </w:p>
+        </w:tc>
+        <w:tc>
+          <w:tcPr>
+            <w:tcW w:type="dxa" w:w="720"/>
+          </w:tcPr>
+          <w:p>
+            <w:pPr>
+              <w:spacing w:before="60" w:after="60" w:line="264" w:lineRule="auto"/>
+            </w:pPr>
+            <w:r/>
+            <w:r>
+              <w:rPr>
+                <w:b w:val="0"/>
+                <w:i w:val="0"/>
+                <w:sz w:val="14"/>
+              </w:rPr>
+              <w:t>3</w:t>
+            </w:r>
+          </w:p>
+        </w:tc>
+      </w:tr>
+      <w:tr>
+        <w:tc>
+          <w:tcPr>
+            <w:tcW w:type="dxa" w:w="1152"/>
+          </w:tcPr>
+          <w:p>
+            <w:pPr>
+              <w:spacing w:before="60" w:after="60" w:line="264" w:lineRule="auto"/>
+            </w:pPr>
+            <w:r/>
+            <w:r>
+              <w:rPr>
+                <w:b w:val="0"/>
+                <w:i w:val="0"/>
+                <w:sz w:val="14"/>
+              </w:rPr>
+              <w:t>V6-T01A</w:t>
+            </w:r>
+          </w:p>
+        </w:tc>
+        <w:tc>
+          <w:tcPr>
+            <w:tcW w:type="dxa" w:w="1296"/>
+          </w:tcPr>
+          <w:p>
+            <w:pPr>
+              <w:spacing w:before="60" w:after="60" w:line="264" w:lineRule="auto"/>
+            </w:pPr>
+            <w:r/>
+            <w:r>
+              <w:rPr>
+                <w:b w:val="0"/>
+                <w:i w:val="0"/>
+                <w:sz w:val="14"/>
+              </w:rPr>
+              <w:t>FULL SCREEN</w:t>
+            </w:r>
+          </w:p>
+        </w:tc>
+        <w:tc>
+          <w:tcPr>
+            <w:tcW w:type="dxa" w:w="2448"/>
+          </w:tcPr>
+          <w:p>
+            <w:pPr>
+              <w:spacing w:before="60" w:after="60" w:line="264" w:lineRule="auto"/>
+            </w:pPr>
+            <w:r/>
+            <w:r>
+              <w:rPr>
+                <w:b w:val="0"/>
+                <w:i w:val="0"/>
+                <w:sz w:val="14"/>
+              </w:rPr>
+              <w:t>4 1 | PROBLEM</w:t>
+            </w:r>
+          </w:p>
+        </w:tc>
+        <w:tc>
+          <w:tcPr>
+            <w:tcW w:type="dxa" w:w="1152"/>
+          </w:tcPr>
+          <w:p>
+            <w:pPr>
+              <w:spacing w:before="60" w:after="60" w:line="264" w:lineRule="auto"/>
+            </w:pPr>
+            <w:r/>
+            <w:r>
+              <w:rPr>
+                <w:b w:val="0"/>
+                <w:i w:val="0"/>
+                <w:sz w:val="14"/>
+              </w:rPr>
+              <w:t>2</w:t>
+            </w:r>
+          </w:p>
+        </w:tc>
+        <w:tc>
+          <w:tcPr>
+            <w:tcW w:type="dxa" w:w="2880"/>
+          </w:tcPr>
+          <w:p>
+            <w:pPr>
+              <w:spacing w:before="60" w:after="60" w:line="264" w:lineRule="auto"/>
+            </w:pPr>
+            <w:r/>
+            <w:r>
+              <w:rPr>
+                <w:b w:val="0"/>
+                <w:i w:val="0"/>
+                <w:sz w:val="14"/>
+              </w:rPr>
+              <w:t>NEW_V6_FS_06_POSTING_WALKTHROUGH</w:t>
+            </w:r>
+          </w:p>
+        </w:tc>
+        <w:tc>
+          <w:tcPr>
+            <w:tcW w:type="dxa" w:w="720"/>
+          </w:tcPr>
+          <w:p>
+            <w:pPr>
+              <w:spacing w:before="60" w:after="60" w:line="264" w:lineRule="auto"/>
+            </w:pPr>
+            <w:r/>
+            <w:r>
+              <w:rPr>
+                <w:b w:val="0"/>
+                <w:i w:val="0"/>
+                <w:sz w:val="14"/>
+              </w:rPr>
+              <w:t>1</w:t>
+            </w:r>
+          </w:p>
+        </w:tc>
+      </w:tr>
+      <w:tr>
+        <w:tc>
+          <w:tcPr>
+            <w:tcW w:type="dxa" w:w="1152"/>
+          </w:tcPr>
+          <w:p>
+            <w:pPr>
+              <w:spacing w:before="60" w:after="60" w:line="264" w:lineRule="auto"/>
+            </w:pPr>
+            <w:r/>
+            <w:r>
+              <w:rPr>
+                <w:b w:val="0"/>
+                <w:i w:val="0"/>
+                <w:sz w:val="14"/>
+              </w:rPr>
+              <w:t>V6-C12</w:t>
+            </w:r>
+          </w:p>
+        </w:tc>
+        <w:tc>
+          <w:tcPr>
+            <w:tcW w:type="dxa" w:w="1296"/>
+          </w:tcPr>
+          <w:p>
+            <w:pPr>
+              <w:spacing w:before="60" w:after="60" w:line="264" w:lineRule="auto"/>
+            </w:pPr>
+            <w:r/>
+            <w:r>
+              <w:rPr>
+                <w:b w:val="0"/>
+                <w:i w:val="0"/>
+                <w:sz w:val="14"/>
+              </w:rPr>
+              <w:t>FULL SCREEN</w:t>
+            </w:r>
+          </w:p>
+        </w:tc>
+        <w:tc>
+          <w:tcPr>
+            <w:tcW w:type="dxa" w:w="2448"/>
+          </w:tcPr>
+          <w:p>
+            <w:pPr>
+              <w:spacing w:before="60" w:after="60" w:line="264" w:lineRule="auto"/>
+            </w:pPr>
+            <w:r/>
+            <w:r>
+              <w:rPr>
+                <w:b w:val="0"/>
+                <w:i w:val="0"/>
+                <w:sz w:val="14"/>
+              </w:rPr>
+              <w:t>5 2 | AUTHORITY</w:t>
+            </w:r>
+          </w:p>
+        </w:tc>
+        <w:tc>
+          <w:tcPr>
+            <w:tcW w:type="dxa" w:w="1152"/>
+          </w:tcPr>
+          <w:p>
+            <w:pPr>
+              <w:spacing w:before="60" w:after="60" w:line="264" w:lineRule="auto"/>
+            </w:pPr>
+            <w:r/>
+            <w:r>
+              <w:rPr>
+                <w:b w:val="0"/>
+                <w:i w:val="0"/>
+                <w:sz w:val="14"/>
+              </w:rPr>
+              <w:t>1</w:t>
+            </w:r>
+          </w:p>
+        </w:tc>
+        <w:tc>
+          <w:tcPr>
+            <w:tcW w:type="dxa" w:w="2880"/>
+          </w:tcPr>
+          <w:p>
+            <w:pPr>
+              <w:spacing w:before="60" w:after="60" w:line="264" w:lineRule="auto"/>
+            </w:pPr>
+            <w:r/>
+            <w:r>
+              <w:rPr>
+                <w:b w:val="0"/>
+                <w:i w:val="0"/>
+                <w:sz w:val="14"/>
+              </w:rPr>
+              <w:t>NEW_V6_FS_08_READ_THE_VERBS</w:t>
+            </w:r>
+          </w:p>
+        </w:tc>
+        <w:tc>
+          <w:tcPr>
+            <w:tcW w:type="dxa" w:w="720"/>
+          </w:tcPr>
+          <w:p>
+            <w:pPr>
+              <w:spacing w:before="60" w:after="60" w:line="264" w:lineRule="auto"/>
+            </w:pPr>
+            <w:r/>
+            <w:r>
+              <w:rPr>
+                <w:b w:val="0"/>
+                <w:i w:val="0"/>
+                <w:sz w:val="14"/>
+              </w:rPr>
+              <w:t>1</w:t>
+            </w:r>
+          </w:p>
+        </w:tc>
+      </w:tr>
+      <w:tr>
+        <w:tc>
+          <w:tcPr>
+            <w:tcW w:type="dxa" w:w="1152"/>
+          </w:tcPr>
+          <w:p>
+            <w:pPr>
+              <w:spacing w:before="60" w:after="60" w:line="264" w:lineRule="auto"/>
+            </w:pPr>
+            <w:r/>
+            <w:r>
+              <w:rPr>
+                <w:b w:val="0"/>
+                <w:i w:val="0"/>
+                <w:sz w:val="14"/>
+              </w:rPr>
+              <w:t>V6-T01B</w:t>
+            </w:r>
+          </w:p>
+        </w:tc>
+        <w:tc>
+          <w:tcPr>
+            <w:tcW w:type="dxa" w:w="1296"/>
+          </w:tcPr>
+          <w:p>
+            <w:pPr>
+              <w:spacing w:before="60" w:after="60" w:line="264" w:lineRule="auto"/>
+            </w:pPr>
+            <w:r/>
+            <w:r>
+              <w:rPr>
+                <w:b w:val="0"/>
+                <w:i w:val="0"/>
+                <w:sz w:val="14"/>
+              </w:rPr>
+              <w:t>FULL SCREEN</w:t>
+            </w:r>
+          </w:p>
+        </w:tc>
+        <w:tc>
+          <w:tcPr>
+            <w:tcW w:type="dxa" w:w="2448"/>
+          </w:tcPr>
+          <w:p>
+            <w:pPr>
+              <w:spacing w:before="60" w:after="60" w:line="264" w:lineRule="auto"/>
+            </w:pPr>
+            <w:r/>
+            <w:r>
+              <w:rPr>
+                <w:b w:val="0"/>
+                <w:i w:val="0"/>
+                <w:sz w:val="14"/>
+              </w:rPr>
+              <w:t>5 2 | AUTHORITY</w:t>
+            </w:r>
+          </w:p>
+        </w:tc>
+        <w:tc>
+          <w:tcPr>
+            <w:tcW w:type="dxa" w:w="1152"/>
+          </w:tcPr>
+          <w:p>
+            <w:pPr>
+              <w:spacing w:before="60" w:after="60" w:line="264" w:lineRule="auto"/>
+            </w:pPr>
+            <w:r/>
+            <w:r>
+              <w:rPr>
+                <w:b w:val="0"/>
+                <w:i w:val="0"/>
+                <w:sz w:val="14"/>
+              </w:rPr>
+              <w:t>2</w:t>
+            </w:r>
+          </w:p>
+        </w:tc>
+        <w:tc>
+          <w:tcPr>
+            <w:tcW w:type="dxa" w:w="2880"/>
+          </w:tcPr>
+          <w:p>
+            <w:pPr>
+              <w:spacing w:before="60" w:after="60" w:line="264" w:lineRule="auto"/>
+            </w:pPr>
+            <w:r/>
+            <w:r>
+              <w:rPr>
+                <w:b w:val="0"/>
+                <w:i w:val="0"/>
+                <w:sz w:val="14"/>
+              </w:rPr>
+              <w:t>NEW_V6_FS_06_POSTING_WALKTHROUGH</w:t>
+            </w:r>
+          </w:p>
+        </w:tc>
+        <w:tc>
+          <w:tcPr>
+            <w:tcW w:type="dxa" w:w="720"/>
+          </w:tcPr>
+          <w:p>
+            <w:pPr>
+              <w:spacing w:before="60" w:after="60" w:line="264" w:lineRule="auto"/>
+            </w:pPr>
+            <w:r/>
+            <w:r>
+              <w:rPr>
+                <w:b w:val="0"/>
+                <w:i w:val="0"/>
+                <w:sz w:val="14"/>
+              </w:rPr>
+              <w:t>1</w:t>
+            </w:r>
+          </w:p>
+        </w:tc>
+      </w:tr>
+      <w:tr>
+        <w:tc>
+          <w:tcPr>
+            <w:tcW w:type="dxa" w:w="1152"/>
+          </w:tcPr>
+          <w:p>
+            <w:pPr>
+              <w:spacing w:before="60" w:after="60" w:line="264" w:lineRule="auto"/>
+            </w:pPr>
+            <w:r/>
+            <w:r>
+              <w:rPr>
+                <w:b w:val="0"/>
+                <w:i w:val="0"/>
+                <w:sz w:val="14"/>
+              </w:rPr>
+              <w:t>V6-C13</w:t>
+            </w:r>
+          </w:p>
+        </w:tc>
+        <w:tc>
+          <w:tcPr>
+            <w:tcW w:type="dxa" w:w="1296"/>
+          </w:tcPr>
+          <w:p>
+            <w:pPr>
+              <w:spacing w:before="60" w:after="60" w:line="264" w:lineRule="auto"/>
+            </w:pPr>
+            <w:r/>
+            <w:r>
+              <w:rPr>
+                <w:b w:val="0"/>
+                <w:i w:val="0"/>
+                <w:sz w:val="14"/>
+              </w:rPr>
+              <w:t>FULL SCREEN</w:t>
+            </w:r>
+          </w:p>
+        </w:tc>
+        <w:tc>
+          <w:tcPr>
+            <w:tcW w:type="dxa" w:w="2448"/>
+          </w:tcPr>
+          <w:p>
+            <w:pPr>
+              <w:spacing w:before="60" w:after="60" w:line="264" w:lineRule="auto"/>
+            </w:pPr>
+            <w:r/>
+            <w:r>
+              <w:rPr>
+                <w:b w:val="0"/>
+                <w:i w:val="0"/>
+                <w:sz w:val="14"/>
+              </w:rPr>
+              <w:t>5 2 | AUTHORITY</w:t>
+            </w:r>
+          </w:p>
+        </w:tc>
+        <w:tc>
+          <w:tcPr>
+            <w:tcW w:type="dxa" w:w="1152"/>
+          </w:tcPr>
+          <w:p>
+            <w:pPr>
+              <w:spacing w:before="60" w:after="60" w:line="264" w:lineRule="auto"/>
+            </w:pPr>
+            <w:r/>
+            <w:r>
+              <w:rPr>
+                <w:b w:val="0"/>
+                <w:i w:val="0"/>
+                <w:sz w:val="14"/>
+              </w:rPr>
+              <w:t>3</w:t>
+            </w:r>
+          </w:p>
+        </w:tc>
+        <w:tc>
+          <w:tcPr>
+            <w:tcW w:type="dxa" w:w="2880"/>
+          </w:tcPr>
+          <w:p>
+            <w:pPr>
+              <w:spacing w:before="60" w:after="60" w:line="264" w:lineRule="auto"/>
+            </w:pPr>
+            <w:r/>
+            <w:r>
+              <w:rPr>
+                <w:b w:val="0"/>
+                <w:i w:val="0"/>
+                <w:sz w:val="14"/>
+              </w:rPr>
+              <w:t>NEW_V6_FS_09_PREDEFINED_DECISIONS</w:t>
+            </w:r>
+          </w:p>
+        </w:tc>
+        <w:tc>
+          <w:tcPr>
+            <w:tcW w:type="dxa" w:w="720"/>
+          </w:tcPr>
+          <w:p>
+            <w:pPr>
+              <w:spacing w:before="60" w:after="60" w:line="264" w:lineRule="auto"/>
+            </w:pPr>
+            <w:r/>
+            <w:r>
+              <w:rPr>
+                <w:b w:val="0"/>
+                <w:i w:val="0"/>
+                <w:sz w:val="14"/>
+              </w:rPr>
+              <w:t>2</w:t>
+            </w:r>
+          </w:p>
+        </w:tc>
+      </w:tr>
+      <w:tr>
+        <w:tc>
+          <w:tcPr>
+            <w:tcW w:type="dxa" w:w="1152"/>
+          </w:tcPr>
+          <w:p>
+            <w:pPr>
+              <w:spacing w:before="60" w:after="60" w:line="264" w:lineRule="auto"/>
+            </w:pPr>
+            <w:r/>
+            <w:r>
+              <w:rPr>
+                <w:b w:val="0"/>
+                <w:i w:val="0"/>
+                <w:sz w:val="14"/>
+              </w:rPr>
+              <w:t>V6-T01C</w:t>
+            </w:r>
+          </w:p>
+        </w:tc>
+        <w:tc>
+          <w:tcPr>
+            <w:tcW w:type="dxa" w:w="1296"/>
+          </w:tcPr>
+          <w:p>
+            <w:pPr>
+              <w:spacing w:before="60" w:after="60" w:line="264" w:lineRule="auto"/>
+            </w:pPr>
+            <w:r/>
+            <w:r>
+              <w:rPr>
+                <w:b w:val="0"/>
+                <w:i w:val="0"/>
+                <w:sz w:val="14"/>
+              </w:rPr>
+              <w:t>FULL SCREEN</w:t>
+            </w:r>
+          </w:p>
+        </w:tc>
+        <w:tc>
+          <w:tcPr>
+            <w:tcW w:type="dxa" w:w="2448"/>
+          </w:tcPr>
+          <w:p>
+            <w:pPr>
+              <w:spacing w:before="60" w:after="60" w:line="264" w:lineRule="auto"/>
+            </w:pPr>
+            <w:r/>
+            <w:r>
+              <w:rPr>
+                <w:b w:val="0"/>
+                <w:i w:val="0"/>
+                <w:sz w:val="14"/>
+              </w:rPr>
+              <w:t>6 3 | PROOF</w:t>
+            </w:r>
+          </w:p>
+        </w:tc>
+        <w:tc>
+          <w:tcPr>
+            <w:tcW w:type="dxa" w:w="1152"/>
+          </w:tcPr>
+          <w:p>
+            <w:pPr>
+              <w:spacing w:before="60" w:after="60" w:line="264" w:lineRule="auto"/>
+            </w:pPr>
+            <w:r/>
+            <w:r>
+              <w:rPr>
+                <w:b w:val="0"/>
+                <w:i w:val="0"/>
+                <w:sz w:val="14"/>
+              </w:rPr>
+              <w:t>2</w:t>
+            </w:r>
+          </w:p>
+        </w:tc>
+        <w:tc>
+          <w:tcPr>
+            <w:tcW w:type="dxa" w:w="2880"/>
+          </w:tcPr>
+          <w:p>
+            <w:pPr>
+              <w:spacing w:before="60" w:after="60" w:line="264" w:lineRule="auto"/>
+            </w:pPr>
+            <w:r/>
+            <w:r>
+              <w:rPr>
+                <w:b w:val="0"/>
+                <w:i w:val="0"/>
+                <w:sz w:val="14"/>
+              </w:rPr>
+              <w:t>NEW_V6_FS_06_POSTING_WALKTHROUGH</w:t>
+            </w:r>
+          </w:p>
+        </w:tc>
+        <w:tc>
+          <w:tcPr>
+            <w:tcW w:type="dxa" w:w="720"/>
+          </w:tcPr>
+          <w:p>
+            <w:pPr>
+              <w:spacing w:before="60" w:after="60" w:line="264" w:lineRule="auto"/>
+            </w:pPr>
+            <w:r/>
+            <w:r>
+              <w:rPr>
+                <w:b w:val="0"/>
+                <w:i w:val="0"/>
+                <w:sz w:val="14"/>
+              </w:rPr>
+              <w:t>1</w:t>
+            </w:r>
+          </w:p>
+        </w:tc>
+      </w:tr>
+      <w:tr>
+        <w:tc>
+          <w:tcPr>
+            <w:tcW w:type="dxa" w:w="1152"/>
+          </w:tcPr>
+          <w:p>
+            <w:pPr>
+              <w:spacing w:before="60" w:after="60" w:line="264" w:lineRule="auto"/>
+            </w:pPr>
+            <w:r/>
+            <w:r>
+              <w:rPr>
+                <w:b w:val="0"/>
+                <w:i w:val="0"/>
+                <w:sz w:val="14"/>
+              </w:rPr>
+              <w:t>V6-T02</w:t>
+            </w:r>
+          </w:p>
+        </w:tc>
+        <w:tc>
+          <w:tcPr>
+            <w:tcW w:type="dxa" w:w="1296"/>
+          </w:tcPr>
+          <w:p>
+            <w:pPr>
+              <w:spacing w:before="60" w:after="60" w:line="264" w:lineRule="auto"/>
+            </w:pPr>
+            <w:r/>
+            <w:r>
+              <w:rPr>
+                <w:b w:val="0"/>
+                <w:i w:val="0"/>
+                <w:sz w:val="14"/>
+              </w:rPr>
+              <w:t>FULL SCREEN</w:t>
+            </w:r>
+          </w:p>
+        </w:tc>
+        <w:tc>
+          <w:tcPr>
+            <w:tcW w:type="dxa" w:w="2448"/>
+          </w:tcPr>
+          <w:p>
+            <w:pPr>
+              <w:spacing w:before="60" w:after="60" w:line="264" w:lineRule="auto"/>
+            </w:pPr>
+            <w:r/>
+            <w:r>
+              <w:rPr>
+                <w:b w:val="0"/>
+                <w:i w:val="0"/>
+                <w:sz w:val="14"/>
+              </w:rPr>
+              <w:t>7 4 | REAL GAP</w:t>
+            </w:r>
+          </w:p>
+        </w:tc>
+        <w:tc>
+          <w:tcPr>
+            <w:tcW w:type="dxa" w:w="1152"/>
+          </w:tcPr>
+          <w:p>
+            <w:pPr>
+              <w:spacing w:before="60" w:after="60" w:line="264" w:lineRule="auto"/>
+            </w:pPr>
+            <w:r/>
+            <w:r>
+              <w:rPr>
+                <w:b w:val="0"/>
+                <w:i w:val="0"/>
+                <w:sz w:val="14"/>
+              </w:rPr>
+              <w:t>2 to 3</w:t>
+            </w:r>
+          </w:p>
+        </w:tc>
+        <w:tc>
+          <w:tcPr>
+            <w:tcW w:type="dxa" w:w="2880"/>
+          </w:tcPr>
+          <w:p>
+            <w:pPr>
+              <w:spacing w:before="60" w:after="60" w:line="264" w:lineRule="auto"/>
+            </w:pPr>
+            <w:r/>
+            <w:r>
+              <w:rPr>
+                <w:b w:val="0"/>
+                <w:i w:val="0"/>
+                <w:sz w:val="14"/>
+              </w:rPr>
+              <w:t>NEW_V6_FS_17_REAL_GAP</w:t>
+            </w:r>
+          </w:p>
+        </w:tc>
+        <w:tc>
+          <w:tcPr>
+            <w:tcW w:type="dxa" w:w="720"/>
+          </w:tcPr>
+          <w:p>
+            <w:pPr>
+              <w:spacing w:before="60" w:after="60" w:line="264" w:lineRule="auto"/>
+            </w:pPr>
+            <w:r/>
+            <w:r>
+              <w:rPr>
+                <w:b w:val="0"/>
+                <w:i w:val="0"/>
+                <w:sz w:val="14"/>
+              </w:rPr>
+              <w:t>2</w:t>
+            </w:r>
+          </w:p>
+        </w:tc>
+      </w:tr>
+      <w:tr>
+        <w:tc>
+          <w:tcPr>
+            <w:tcW w:type="dxa" w:w="1152"/>
+          </w:tcPr>
+          <w:p>
+            <w:pPr>
+              <w:spacing w:before="60" w:after="60" w:line="264" w:lineRule="auto"/>
+            </w:pPr>
+            <w:r/>
+            <w:r>
+              <w:rPr>
+                <w:b w:val="0"/>
+                <w:i w:val="0"/>
+                <w:sz w:val="14"/>
+              </w:rPr>
+              <w:t>V6-C14</w:t>
+            </w:r>
+          </w:p>
+        </w:tc>
+        <w:tc>
+          <w:tcPr>
+            <w:tcW w:type="dxa" w:w="1296"/>
+          </w:tcPr>
+          <w:p>
+            <w:pPr>
+              <w:spacing w:before="60" w:after="60" w:line="264" w:lineRule="auto"/>
+            </w:pPr>
+            <w:r/>
+            <w:r>
+              <w:rPr>
+                <w:b w:val="0"/>
+                <w:i w:val="0"/>
+                <w:sz w:val="14"/>
+              </w:rPr>
+              <w:t>FULL SCREEN</w:t>
+            </w:r>
+          </w:p>
+        </w:tc>
+        <w:tc>
+          <w:tcPr>
+            <w:tcW w:type="dxa" w:w="2448"/>
+          </w:tcPr>
+          <w:p>
+            <w:pPr>
+              <w:spacing w:before="60" w:after="60" w:line="264" w:lineRule="auto"/>
+            </w:pPr>
+            <w:r/>
+            <w:r>
+              <w:rPr>
+                <w:b w:val="0"/>
+                <w:i w:val="0"/>
+                <w:sz w:val="14"/>
+              </w:rPr>
+              <w:t>8 WHY TITLES CAN MISLEAD YOU</w:t>
+            </w:r>
+          </w:p>
+        </w:tc>
+        <w:tc>
+          <w:tcPr>
+            <w:tcW w:type="dxa" w:w="1152"/>
+          </w:tcPr>
+          <w:p>
+            <w:pPr>
+              <w:spacing w:before="60" w:after="60" w:line="264" w:lineRule="auto"/>
+            </w:pPr>
+            <w:r/>
+            <w:r>
+              <w:rPr>
+                <w:b w:val="0"/>
+                <w:i w:val="0"/>
+                <w:sz w:val="14"/>
+              </w:rPr>
+              <w:t>2</w:t>
+            </w:r>
+          </w:p>
+        </w:tc>
+        <w:tc>
+          <w:tcPr>
+            <w:tcW w:type="dxa" w:w="2880"/>
+          </w:tcPr>
+          <w:p>
+            <w:pPr>
+              <w:spacing w:before="60" w:after="60" w:line="264" w:lineRule="auto"/>
+            </w:pPr>
+            <w:r/>
+            <w:r>
+              <w:rPr>
+                <w:b w:val="0"/>
+                <w:i w:val="0"/>
+                <w:sz w:val="14"/>
+              </w:rPr>
+              <w:t>NEW_V6_FS_10_DIRECTOR_COMPARE</w:t>
+            </w:r>
+          </w:p>
+        </w:tc>
+        <w:tc>
+          <w:tcPr>
+            <w:tcW w:type="dxa" w:w="720"/>
+          </w:tcPr>
+          <w:p>
+            <w:pPr>
+              <w:spacing w:before="60" w:after="60" w:line="264" w:lineRule="auto"/>
+            </w:pPr>
+            <w:r/>
+            <w:r>
+              <w:rPr>
+                <w:b w:val="0"/>
+                <w:i w:val="0"/>
+                <w:sz w:val="14"/>
+              </w:rPr>
+              <w:t>2</w:t>
+            </w:r>
+          </w:p>
+        </w:tc>
+      </w:tr>
+      <w:tr>
+        <w:tc>
+          <w:tcPr>
+            <w:tcW w:type="dxa" w:w="1152"/>
+          </w:tcPr>
+          <w:p>
+            <w:pPr>
+              <w:spacing w:before="60" w:after="60" w:line="264" w:lineRule="auto"/>
+            </w:pPr>
+            <w:r/>
+            <w:r>
+              <w:rPr>
+                <w:b w:val="0"/>
+                <w:i w:val="0"/>
+                <w:sz w:val="14"/>
+              </w:rPr>
+              <w:t>V6-C15</w:t>
+            </w:r>
+          </w:p>
+        </w:tc>
+        <w:tc>
+          <w:tcPr>
+            <w:tcW w:type="dxa" w:w="1296"/>
+          </w:tcPr>
+          <w:p>
+            <w:pPr>
+              <w:spacing w:before="60" w:after="60" w:line="264" w:lineRule="auto"/>
+            </w:pPr>
+            <w:r/>
+            <w:r>
+              <w:rPr>
+                <w:b w:val="0"/>
+                <w:i w:val="0"/>
+                <w:sz w:val="14"/>
+              </w:rPr>
+              <w:t>FULL SCREEN</w:t>
+            </w:r>
+          </w:p>
+        </w:tc>
+        <w:tc>
+          <w:tcPr>
+            <w:tcW w:type="dxa" w:w="2448"/>
+          </w:tcPr>
+          <w:p>
+            <w:pPr>
+              <w:spacing w:before="60" w:after="60" w:line="264" w:lineRule="auto"/>
+            </w:pPr>
+            <w:r/>
+            <w:r>
+              <w:rPr>
+                <w:b w:val="0"/>
+                <w:i w:val="0"/>
+                <w:sz w:val="14"/>
+              </w:rPr>
+              <w:t>8 WHY TITLES CAN MISLEAD YOU</w:t>
+            </w:r>
+          </w:p>
+        </w:tc>
+        <w:tc>
+          <w:tcPr>
+            <w:tcW w:type="dxa" w:w="1152"/>
+          </w:tcPr>
+          <w:p>
+            <w:pPr>
+              <w:spacing w:before="60" w:after="60" w:line="264" w:lineRule="auto"/>
+            </w:pPr>
+            <w:r/>
+            <w:r>
+              <w:rPr>
+                <w:b w:val="0"/>
+                <w:i w:val="0"/>
+                <w:sz w:val="14"/>
+              </w:rPr>
+              <w:t>2</w:t>
+            </w:r>
+          </w:p>
+        </w:tc>
+        <w:tc>
+          <w:tcPr>
+            <w:tcW w:type="dxa" w:w="2880"/>
+          </w:tcPr>
+          <w:p>
+            <w:pPr>
+              <w:spacing w:before="60" w:after="60" w:line="264" w:lineRule="auto"/>
+            </w:pPr>
+            <w:r/>
+            <w:r>
+              <w:rPr>
+                <w:b w:val="0"/>
+                <w:i w:val="0"/>
+                <w:sz w:val="14"/>
+              </w:rPr>
+              <w:t>NEW_V6_FS_12_TITLE_TEST</w:t>
+            </w:r>
+          </w:p>
+        </w:tc>
+        <w:tc>
+          <w:tcPr>
+            <w:tcW w:type="dxa" w:w="720"/>
+          </w:tcPr>
+          <w:p>
+            <w:pPr>
+              <w:spacing w:before="60" w:after="60" w:line="264" w:lineRule="auto"/>
+            </w:pPr>
+            <w:r/>
+            <w:r>
+              <w:rPr>
+                <w:b w:val="0"/>
+                <w:i w:val="0"/>
+                <w:sz w:val="14"/>
+              </w:rPr>
+              <w:t>4</w:t>
+            </w:r>
+          </w:p>
+        </w:tc>
+      </w:tr>
+      <w:tr>
+        <w:tc>
+          <w:tcPr>
+            <w:tcW w:type="dxa" w:w="1152"/>
+          </w:tcPr>
+          <w:p>
+            <w:pPr>
+              <w:spacing w:before="60" w:after="60" w:line="264" w:lineRule="auto"/>
+            </w:pPr>
+            <w:r/>
+            <w:r>
+              <w:rPr>
+                <w:b w:val="0"/>
+                <w:i w:val="0"/>
+                <w:sz w:val="14"/>
+              </w:rPr>
+              <w:t>V6-C16</w:t>
+            </w:r>
+          </w:p>
+        </w:tc>
+        <w:tc>
+          <w:tcPr>
+            <w:tcW w:type="dxa" w:w="1296"/>
+          </w:tcPr>
+          <w:p>
+            <w:pPr>
+              <w:spacing w:before="60" w:after="60" w:line="264" w:lineRule="auto"/>
+            </w:pPr>
+            <w:r/>
+            <w:r>
+              <w:rPr>
+                <w:b w:val="0"/>
+                <w:i w:val="0"/>
+                <w:sz w:val="14"/>
+              </w:rPr>
+              <w:t>FULL SCREEN</w:t>
+            </w:r>
+          </w:p>
+        </w:tc>
+        <w:tc>
+          <w:tcPr>
+            <w:tcW w:type="dxa" w:w="2448"/>
+          </w:tcPr>
+          <w:p>
+            <w:pPr>
+              <w:spacing w:before="60" w:after="60" w:line="264" w:lineRule="auto"/>
+            </w:pPr>
+            <w:r/>
+            <w:r>
+              <w:rPr>
+                <w:b w:val="0"/>
+                <w:i w:val="0"/>
+                <w:sz w:val="14"/>
+              </w:rPr>
+              <w:t>9 THE REVERSE CAN HAPPEN TOO</w:t>
+            </w:r>
+          </w:p>
+        </w:tc>
+        <w:tc>
+          <w:tcPr>
+            <w:tcW w:type="dxa" w:w="1152"/>
+          </w:tcPr>
+          <w:p>
+            <w:pPr>
+              <w:spacing w:before="60" w:after="60" w:line="264" w:lineRule="auto"/>
+            </w:pPr>
+            <w:r/>
+            <w:r>
+              <w:rPr>
+                <w:b w:val="0"/>
+                <w:i w:val="0"/>
+                <w:sz w:val="14"/>
+              </w:rPr>
+              <w:t>1</w:t>
+            </w:r>
+          </w:p>
+        </w:tc>
+        <w:tc>
+          <w:tcPr>
+            <w:tcW w:type="dxa" w:w="2880"/>
+          </w:tcPr>
+          <w:p>
+            <w:pPr>
+              <w:spacing w:before="60" w:after="60" w:line="264" w:lineRule="auto"/>
+            </w:pPr>
+            <w:r/>
+            <w:r>
+              <w:rPr>
+                <w:b w:val="0"/>
+                <w:i w:val="0"/>
+                <w:sz w:val="14"/>
+              </w:rPr>
+              <w:t>NEW_V6_FS_13_ACRONYM_WALL</w:t>
+            </w:r>
+          </w:p>
+        </w:tc>
+        <w:tc>
+          <w:tcPr>
+            <w:tcW w:type="dxa" w:w="720"/>
+          </w:tcPr>
+          <w:p>
+            <w:pPr>
+              <w:spacing w:before="60" w:after="60" w:line="264" w:lineRule="auto"/>
+            </w:pPr>
+            <w:r/>
+            <w:r>
+              <w:rPr>
+                <w:b w:val="0"/>
+                <w:i w:val="0"/>
+                <w:sz w:val="14"/>
+              </w:rPr>
+              <w:t>2</w:t>
+            </w:r>
+          </w:p>
+        </w:tc>
+      </w:tr>
+      <w:tr>
+        <w:tc>
+          <w:tcPr>
+            <w:tcW w:type="dxa" w:w="1152"/>
+          </w:tcPr>
+          <w:p>
+            <w:pPr>
+              <w:spacing w:before="60" w:after="60" w:line="264" w:lineRule="auto"/>
+            </w:pPr>
+            <w:r/>
+            <w:r>
+              <w:rPr>
+                <w:b w:val="0"/>
+                <w:i w:val="0"/>
+                <w:sz w:val="14"/>
+              </w:rPr>
+              <w:t>V6-C17</w:t>
+            </w:r>
+          </w:p>
+        </w:tc>
+        <w:tc>
+          <w:tcPr>
+            <w:tcW w:type="dxa" w:w="1296"/>
+          </w:tcPr>
+          <w:p>
+            <w:pPr>
+              <w:spacing w:before="60" w:after="60" w:line="264" w:lineRule="auto"/>
+            </w:pPr>
+            <w:r/>
+            <w:r>
+              <w:rPr>
+                <w:b w:val="0"/>
+                <w:i w:val="0"/>
+                <w:sz w:val="14"/>
+              </w:rPr>
+              <w:t>FULL SCREEN</w:t>
+            </w:r>
+          </w:p>
+        </w:tc>
+        <w:tc>
+          <w:tcPr>
+            <w:tcW w:type="dxa" w:w="2448"/>
+          </w:tcPr>
+          <w:p>
+            <w:pPr>
+              <w:spacing w:before="60" w:after="60" w:line="264" w:lineRule="auto"/>
+            </w:pPr>
+            <w:r/>
+            <w:r>
+              <w:rPr>
+                <w:b w:val="0"/>
+                <w:i w:val="0"/>
+                <w:sz w:val="14"/>
+              </w:rPr>
+              <w:t>9 THE REVERSE CAN HAPPEN TOO</w:t>
+            </w:r>
+          </w:p>
+        </w:tc>
+        <w:tc>
+          <w:tcPr>
+            <w:tcW w:type="dxa" w:w="1152"/>
+          </w:tcPr>
+          <w:p>
+            <w:pPr>
+              <w:spacing w:before="60" w:after="60" w:line="264" w:lineRule="auto"/>
+            </w:pPr>
+            <w:r/>
+            <w:r>
+              <w:rPr>
+                <w:b w:val="0"/>
+                <w:i w:val="0"/>
+                <w:sz w:val="14"/>
+              </w:rPr>
+              <w:t>2</w:t>
+            </w:r>
+          </w:p>
+        </w:tc>
+        <w:tc>
+          <w:tcPr>
+            <w:tcW w:type="dxa" w:w="2880"/>
+          </w:tcPr>
+          <w:p>
+            <w:pPr>
+              <w:spacing w:before="60" w:after="60" w:line="264" w:lineRule="auto"/>
+            </w:pPr>
+            <w:r/>
+            <w:r>
+              <w:rPr>
+                <w:b w:val="0"/>
+                <w:i w:val="0"/>
+                <w:sz w:val="14"/>
+              </w:rPr>
+              <w:t>NEW_V6_FS_14_AUTHORITY_POSTURES</w:t>
+            </w:r>
+          </w:p>
+        </w:tc>
+        <w:tc>
+          <w:tcPr>
+            <w:tcW w:type="dxa" w:w="720"/>
+          </w:tcPr>
+          <w:p>
+            <w:pPr>
+              <w:spacing w:before="60" w:after="60" w:line="264" w:lineRule="auto"/>
+            </w:pPr>
+            <w:r/>
+            <w:r>
+              <w:rPr>
+                <w:b w:val="0"/>
+                <w:i w:val="0"/>
+                <w:sz w:val="14"/>
+              </w:rPr>
+              <w:t>5</w:t>
+            </w:r>
+          </w:p>
+        </w:tc>
+      </w:tr>
+      <w:tr>
+        <w:tc>
+          <w:tcPr>
+            <w:tcW w:type="dxa" w:w="1152"/>
+          </w:tcPr>
+          <w:p>
+            <w:pPr>
+              <w:spacing w:before="60" w:after="60" w:line="264" w:lineRule="auto"/>
+            </w:pPr>
+            <w:r/>
+            <w:r>
+              <w:rPr>
+                <w:b w:val="0"/>
+                <w:i w:val="0"/>
+                <w:sz w:val="14"/>
+              </w:rPr>
+              <w:t>V6-C18</w:t>
+            </w:r>
+          </w:p>
+        </w:tc>
+        <w:tc>
+          <w:tcPr>
+            <w:tcW w:type="dxa" w:w="1296"/>
+          </w:tcPr>
+          <w:p>
+            <w:pPr>
+              <w:spacing w:before="60" w:after="60" w:line="264" w:lineRule="auto"/>
+            </w:pPr>
+            <w:r/>
+            <w:r>
+              <w:rPr>
+                <w:b w:val="0"/>
+                <w:i w:val="0"/>
+                <w:sz w:val="14"/>
+              </w:rPr>
+              <w:t>FULL SCREEN</w:t>
+            </w:r>
+          </w:p>
+        </w:tc>
+        <w:tc>
+          <w:tcPr>
+            <w:tcW w:type="dxa" w:w="2448"/>
+          </w:tcPr>
+          <w:p>
+            <w:pPr>
+              <w:spacing w:before="60" w:after="60" w:line="264" w:lineRule="auto"/>
+            </w:pPr>
+            <w:r/>
+            <w:r>
+              <w:rPr>
+                <w:b w:val="0"/>
+                <w:i w:val="0"/>
+                <w:sz w:val="14"/>
+              </w:rPr>
+              <w:t>9 THE REVERSE CAN HAPPEN TOO</w:t>
+            </w:r>
+          </w:p>
+        </w:tc>
+        <w:tc>
+          <w:tcPr>
+            <w:tcW w:type="dxa" w:w="1152"/>
+          </w:tcPr>
+          <w:p>
+            <w:pPr>
+              <w:spacing w:before="60" w:after="60" w:line="264" w:lineRule="auto"/>
+            </w:pPr>
+            <w:r/>
+            <w:r>
+              <w:rPr>
+                <w:b w:val="0"/>
+                <w:i w:val="0"/>
+                <w:sz w:val="14"/>
+              </w:rPr>
+              <w:t>2</w:t>
+            </w:r>
+          </w:p>
+        </w:tc>
+        <w:tc>
+          <w:tcPr>
+            <w:tcW w:type="dxa" w:w="2880"/>
+          </w:tcPr>
+          <w:p>
+            <w:pPr>
+              <w:spacing w:before="60" w:after="60" w:line="264" w:lineRule="auto"/>
+            </w:pPr>
+            <w:r/>
+            <w:r>
+              <w:rPr>
+                <w:b w:val="0"/>
+                <w:i w:val="0"/>
+                <w:sz w:val="14"/>
+              </w:rPr>
+              <w:t>NEW_V6_FS_15_CEILING</w:t>
+            </w:r>
+          </w:p>
+        </w:tc>
+        <w:tc>
+          <w:tcPr>
+            <w:tcW w:type="dxa" w:w="720"/>
+          </w:tcPr>
+          <w:p>
+            <w:pPr>
+              <w:spacing w:before="60" w:after="60" w:line="264" w:lineRule="auto"/>
+            </w:pPr>
+            <w:r/>
+            <w:r>
+              <w:rPr>
+                <w:b w:val="0"/>
+                <w:i w:val="0"/>
+                <w:sz w:val="14"/>
+              </w:rPr>
+              <w:t>2</w:t>
+            </w:r>
+          </w:p>
+        </w:tc>
+      </w:tr>
+      <w:tr>
+        <w:tc>
+          <w:tcPr>
+            <w:tcW w:type="dxa" w:w="1152"/>
+          </w:tcPr>
+          <w:p>
+            <w:pPr>
+              <w:spacing w:before="60" w:after="60" w:line="264" w:lineRule="auto"/>
+            </w:pPr>
+            <w:r/>
+            <w:r>
+              <w:rPr>
+                <w:b w:val="0"/>
+                <w:i w:val="0"/>
+                <w:sz w:val="14"/>
+              </w:rPr>
+              <w:t>V6-C19</w:t>
+            </w:r>
+          </w:p>
+        </w:tc>
+        <w:tc>
+          <w:tcPr>
+            <w:tcW w:type="dxa" w:w="1296"/>
+          </w:tcPr>
+          <w:p>
+            <w:pPr>
+              <w:spacing w:before="60" w:after="60" w:line="264" w:lineRule="auto"/>
+            </w:pPr>
+            <w:r/>
+            <w:r>
+              <w:rPr>
+                <w:b w:val="0"/>
+                <w:i w:val="0"/>
+                <w:sz w:val="14"/>
+              </w:rPr>
+              <w:t>FULL SCREEN</w:t>
+            </w:r>
+          </w:p>
+        </w:tc>
+        <w:tc>
+          <w:tcPr>
+            <w:tcW w:type="dxa" w:w="2448"/>
+          </w:tcPr>
+          <w:p>
+            <w:pPr>
+              <w:spacing w:before="60" w:after="60" w:line="264" w:lineRule="auto"/>
+            </w:pPr>
+            <w:r/>
+            <w:r>
+              <w:rPr>
+                <w:b w:val="0"/>
+                <w:i w:val="0"/>
+                <w:sz w:val="14"/>
+              </w:rPr>
+              <w:t>9 THE REVERSE CAN HAPPEN TOO</w:t>
+            </w:r>
+          </w:p>
+        </w:tc>
+        <w:tc>
+          <w:tcPr>
+            <w:tcW w:type="dxa" w:w="1152"/>
+          </w:tcPr>
+          <w:p>
+            <w:pPr>
+              <w:spacing w:before="60" w:after="60" w:line="264" w:lineRule="auto"/>
+            </w:pPr>
+            <w:r/>
+            <w:r>
+              <w:rPr>
+                <w:b w:val="0"/>
+                <w:i w:val="0"/>
+                <w:sz w:val="14"/>
+              </w:rPr>
+              <w:t>3</w:t>
+            </w:r>
+          </w:p>
+        </w:tc>
+        <w:tc>
+          <w:tcPr>
+            <w:tcW w:type="dxa" w:w="2880"/>
+          </w:tcPr>
+          <w:p>
+            <w:pPr>
+              <w:spacing w:before="60" w:after="60" w:line="264" w:lineRule="auto"/>
+            </w:pPr>
+            <w:r/>
+            <w:r>
+              <w:rPr>
+                <w:b w:val="0"/>
+                <w:i w:val="0"/>
+                <w:sz w:val="14"/>
+              </w:rPr>
+              <w:t>NEW_V6_FS_16_READ_THE_WORK</w:t>
+            </w:r>
+          </w:p>
+        </w:tc>
+        <w:tc>
+          <w:tcPr>
+            <w:tcW w:type="dxa" w:w="720"/>
+          </w:tcPr>
+          <w:p>
+            <w:pPr>
+              <w:spacing w:before="60" w:after="60" w:line="264" w:lineRule="auto"/>
+            </w:pPr>
+            <w:r/>
+            <w:r>
+              <w:rPr>
+                <w:b w:val="0"/>
+                <w:i w:val="0"/>
+                <w:sz w:val="14"/>
+              </w:rPr>
+              <w:t>1</w:t>
+            </w:r>
+          </w:p>
+        </w:tc>
+      </w:tr>
+      <w:tr>
+        <w:tc>
+          <w:tcPr>
+            <w:tcW w:type="dxa" w:w="1152"/>
+          </w:tcPr>
+          <w:p>
+            <w:pPr>
+              <w:spacing w:before="60" w:after="60" w:line="264" w:lineRule="auto"/>
+            </w:pPr>
+            <w:r/>
+            <w:r>
+              <w:rPr>
+                <w:b w:val="0"/>
+                <w:i w:val="0"/>
+                <w:sz w:val="14"/>
+              </w:rPr>
+              <w:t>V6-C20</w:t>
+            </w:r>
+          </w:p>
+        </w:tc>
+        <w:tc>
+          <w:tcPr>
+            <w:tcW w:type="dxa" w:w="1296"/>
+          </w:tcPr>
+          <w:p>
+            <w:pPr>
+              <w:spacing w:before="60" w:after="60" w:line="264" w:lineRule="auto"/>
+            </w:pPr>
+            <w:r/>
+            <w:r>
+              <w:rPr>
+                <w:b w:val="0"/>
+                <w:i w:val="0"/>
+                <w:sz w:val="14"/>
+              </w:rPr>
+              <w:t>FULL SCREEN</w:t>
+            </w:r>
+          </w:p>
+        </w:tc>
+        <w:tc>
+          <w:tcPr>
+            <w:tcW w:type="dxa" w:w="2448"/>
+          </w:tcPr>
+          <w:p>
+            <w:pPr>
+              <w:spacing w:before="60" w:after="60" w:line="264" w:lineRule="auto"/>
+            </w:pPr>
+            <w:r/>
+            <w:r>
+              <w:rPr>
+                <w:b w:val="0"/>
+                <w:i w:val="0"/>
+                <w:sz w:val="14"/>
+              </w:rPr>
+              <w:t>10 WHAT THIS METHOD CANNOT TELL YOU</w:t>
+            </w:r>
+          </w:p>
+        </w:tc>
+        <w:tc>
+          <w:tcPr>
+            <w:tcW w:type="dxa" w:w="1152"/>
+          </w:tcPr>
+          <w:p>
+            <w:pPr>
+              <w:spacing w:before="60" w:after="60" w:line="264" w:lineRule="auto"/>
+            </w:pPr>
+            <w:r/>
+            <w:r>
+              <w:rPr>
+                <w:b w:val="0"/>
+                <w:i w:val="0"/>
+                <w:sz w:val="14"/>
+              </w:rPr>
+              <w:t>1</w:t>
+            </w:r>
+          </w:p>
+        </w:tc>
+        <w:tc>
+          <w:tcPr>
+            <w:tcW w:type="dxa" w:w="2880"/>
+          </w:tcPr>
+          <w:p>
+            <w:pPr>
+              <w:spacing w:before="60" w:after="60" w:line="264" w:lineRule="auto"/>
+            </w:pPr>
+            <w:r/>
+            <w:r>
+              <w:rPr>
+                <w:b w:val="0"/>
+                <w:i w:val="0"/>
+                <w:sz w:val="14"/>
+              </w:rPr>
+              <w:t>NEW_V6_FS_18_WHAT_IT_WILL_NOT_DO</w:t>
+            </w:r>
+          </w:p>
+        </w:tc>
+        <w:tc>
+          <w:tcPr>
+            <w:tcW w:type="dxa" w:w="720"/>
+          </w:tcPr>
+          <w:p>
+            <w:pPr>
+              <w:spacing w:before="60" w:after="60" w:line="264" w:lineRule="auto"/>
+            </w:pPr>
+            <w:r/>
+            <w:r>
+              <w:rPr>
+                <w:b w:val="0"/>
+                <w:i w:val="0"/>
+                <w:sz w:val="14"/>
+              </w:rPr>
+              <w:t>1</w:t>
+            </w:r>
+          </w:p>
+        </w:tc>
+      </w:tr>
+      <w:tr>
+        <w:tc>
+          <w:tcPr>
+            <w:tcW w:type="dxa" w:w="1152"/>
+          </w:tcPr>
+          <w:p>
+            <w:pPr>
+              <w:spacing w:before="60" w:after="60" w:line="264" w:lineRule="auto"/>
+            </w:pPr>
+            <w:r/>
+            <w:r>
+              <w:rPr>
+                <w:b w:val="0"/>
+                <w:i w:val="0"/>
+                <w:sz w:val="14"/>
+              </w:rPr>
+              <w:t>V6-C21</w:t>
+            </w:r>
+          </w:p>
+        </w:tc>
+        <w:tc>
+          <w:tcPr>
+            <w:tcW w:type="dxa" w:w="1296"/>
+          </w:tcPr>
+          <w:p>
+            <w:pPr>
+              <w:spacing w:before="60" w:after="60" w:line="264" w:lineRule="auto"/>
+            </w:pPr>
+            <w:r/>
+            <w:r>
+              <w:rPr>
+                <w:b w:val="0"/>
+                <w:i w:val="0"/>
+                <w:sz w:val="14"/>
+              </w:rPr>
+              <w:t>FULL SCREEN</w:t>
+            </w:r>
+          </w:p>
+        </w:tc>
+        <w:tc>
+          <w:tcPr>
+            <w:tcW w:type="dxa" w:w="2448"/>
+          </w:tcPr>
+          <w:p>
+            <w:pPr>
+              <w:spacing w:before="60" w:after="60" w:line="264" w:lineRule="auto"/>
+            </w:pPr>
+            <w:r/>
+            <w:r>
+              <w:rPr>
+                <w:b w:val="0"/>
+                <w:i w:val="0"/>
+                <w:sz w:val="14"/>
+              </w:rPr>
+              <w:t>11 USE IT ON A REAL JOB</w:t>
+            </w:r>
+          </w:p>
+        </w:tc>
+        <w:tc>
+          <w:tcPr>
+            <w:tcW w:type="dxa" w:w="1152"/>
+          </w:tcPr>
+          <w:p>
+            <w:pPr>
+              <w:spacing w:before="60" w:after="60" w:line="264" w:lineRule="auto"/>
+            </w:pPr>
+            <w:r/>
+            <w:r>
+              <w:rPr>
+                <w:b w:val="0"/>
+                <w:i w:val="0"/>
+                <w:sz w:val="14"/>
+              </w:rPr>
+              <w:t>1</w:t>
+            </w:r>
+          </w:p>
+        </w:tc>
+        <w:tc>
+          <w:tcPr>
+            <w:tcW w:type="dxa" w:w="2880"/>
+          </w:tcPr>
+          <w:p>
+            <w:pPr>
+              <w:spacing w:before="60" w:after="60" w:line="264" w:lineRule="auto"/>
+            </w:pPr>
+            <w:r/>
+            <w:r>
+              <w:rPr>
+                <w:b w:val="0"/>
+                <w:i w:val="0"/>
+                <w:sz w:val="14"/>
+              </w:rPr>
+              <w:t>NEW_V6_FS_20_CTA</w:t>
+            </w:r>
+          </w:p>
+        </w:tc>
+        <w:tc>
+          <w:tcPr>
+            <w:tcW w:type="dxa" w:w="720"/>
+          </w:tcPr>
+          <w:p>
+            <w:pPr>
+              <w:spacing w:before="60" w:after="60" w:line="264" w:lineRule="auto"/>
+            </w:pPr>
+            <w:r/>
+            <w:r>
+              <w:rPr>
+                <w:b w:val="0"/>
+                <w:i w:val="0"/>
+                <w:sz w:val="14"/>
+              </w:rPr>
+              <w:t>2</w:t>
+            </w:r>
+          </w:p>
+        </w:tc>
+      </w:tr>
+      <w:tr>
+        <w:tc>
+          <w:tcPr>
+            <w:tcW w:type="dxa" w:w="1152"/>
+          </w:tcPr>
+          <w:p>
+            <w:pPr>
+              <w:spacing w:before="60" w:after="60" w:line="264" w:lineRule="auto"/>
+            </w:pPr>
+            <w:r/>
+            <w:r>
+              <w:rPr>
+                <w:b w:val="0"/>
+                <w:i w:val="0"/>
+                <w:sz w:val="14"/>
+              </w:rPr>
+              <w:t>V6-C22</w:t>
+            </w:r>
+          </w:p>
+        </w:tc>
+        <w:tc>
+          <w:tcPr>
+            <w:tcW w:type="dxa" w:w="1296"/>
+          </w:tcPr>
+          <w:p>
+            <w:pPr>
+              <w:spacing w:before="60" w:after="60" w:line="264" w:lineRule="auto"/>
+            </w:pPr>
+            <w:r/>
+            <w:r>
+              <w:rPr>
+                <w:b w:val="0"/>
+                <w:i w:val="0"/>
+                <w:sz w:val="14"/>
+              </w:rPr>
+              <w:t>FULL SCREEN</w:t>
+            </w:r>
+          </w:p>
+        </w:tc>
+        <w:tc>
+          <w:tcPr>
+            <w:tcW w:type="dxa" w:w="2448"/>
+          </w:tcPr>
+          <w:p>
+            <w:pPr>
+              <w:spacing w:before="60" w:after="60" w:line="264" w:lineRule="auto"/>
+            </w:pPr>
+            <w:r/>
+            <w:r>
+              <w:rPr>
+                <w:b w:val="0"/>
+                <w:i w:val="0"/>
+                <w:sz w:val="14"/>
+              </w:rPr>
+              <w:t>12 TAKEAWAY VALUE</w:t>
+            </w:r>
+          </w:p>
+        </w:tc>
+        <w:tc>
+          <w:tcPr>
+            <w:tcW w:type="dxa" w:w="1152"/>
+          </w:tcPr>
+          <w:p>
+            <w:pPr>
+              <w:spacing w:before="60" w:after="60" w:line="264" w:lineRule="auto"/>
+            </w:pPr>
+            <w:r/>
+            <w:r>
+              <w:rPr>
+                <w:b w:val="0"/>
+                <w:i w:val="0"/>
+                <w:sz w:val="14"/>
+              </w:rPr>
+              <w:t>1</w:t>
+            </w:r>
+          </w:p>
+        </w:tc>
+        <w:tc>
+          <w:tcPr>
+            <w:tcW w:type="dxa" w:w="2880"/>
+          </w:tcPr>
+          <w:p>
+            <w:pPr>
+              <w:spacing w:before="60" w:after="60" w:line="264" w:lineRule="auto"/>
+            </w:pPr>
+            <w:r/>
+            <w:r>
+              <w:rPr>
+                <w:b w:val="0"/>
+                <w:i w:val="0"/>
+                <w:sz w:val="14"/>
+              </w:rPr>
+              <w:t>NEW_V6_FS_19_FOUR_THINGS</w:t>
+            </w:r>
+          </w:p>
+        </w:tc>
+        <w:tc>
+          <w:tcPr>
+            <w:tcW w:type="dxa" w:w="720"/>
+          </w:tcPr>
+          <w:p>
+            <w:pPr>
+              <w:spacing w:before="60" w:after="60" w:line="264" w:lineRule="auto"/>
+            </w:pPr>
+            <w:r/>
+            <w:r>
+              <w:rPr>
+                <w:b w:val="0"/>
+                <w:i w:val="0"/>
+                <w:sz w:val="14"/>
+              </w:rPr>
+              <w:t>1</w:t>
+            </w:r>
+          </w:p>
+        </w:tc>
+      </w:tr>
+      <w:tr>
+        <w:tc>
+          <w:tcPr>
+            <w:tcW w:type="dxa" w:w="1152"/>
+          </w:tcPr>
+          <w:p>
+            <w:pPr>
+              <w:spacing w:before="60" w:after="60" w:line="264" w:lineRule="auto"/>
+            </w:pPr>
+            <w:r/>
+            <w:r>
+              <w:rPr>
+                <w:b w:val="0"/>
+                <w:i w:val="0"/>
+                <w:sz w:val="14"/>
+              </w:rPr>
+              <w:t>V6-C23</w:t>
+            </w:r>
+          </w:p>
+        </w:tc>
+        <w:tc>
+          <w:tcPr>
+            <w:tcW w:type="dxa" w:w="1296"/>
+          </w:tcPr>
+          <w:p>
+            <w:pPr>
+              <w:spacing w:before="60" w:after="60" w:line="264" w:lineRule="auto"/>
+            </w:pPr>
+            <w:r/>
+            <w:r>
+              <w:rPr>
+                <w:b w:val="0"/>
+                <w:i w:val="0"/>
+                <w:sz w:val="14"/>
+              </w:rPr>
+              <w:t>FULL SCREEN</w:t>
+            </w:r>
+          </w:p>
+        </w:tc>
+        <w:tc>
+          <w:tcPr>
+            <w:tcW w:type="dxa" w:w="2448"/>
+          </w:tcPr>
+          <w:p>
+            <w:pPr>
+              <w:spacing w:before="60" w:after="60" w:line="264" w:lineRule="auto"/>
+            </w:pPr>
+            <w:r/>
+            <w:r>
+              <w:rPr>
+                <w:b w:val="0"/>
+                <w:i w:val="0"/>
+                <w:sz w:val="14"/>
+              </w:rPr>
+              <w:t>16 WATCH NEXT</w:t>
+            </w:r>
+          </w:p>
+        </w:tc>
+        <w:tc>
+          <w:tcPr>
+            <w:tcW w:type="dxa" w:w="1152"/>
+          </w:tcPr>
+          <w:p>
+            <w:pPr>
+              <w:spacing w:before="60" w:after="60" w:line="264" w:lineRule="auto"/>
+            </w:pPr>
+            <w:r/>
+            <w:r>
+              <w:rPr>
+                <w:b w:val="0"/>
+                <w:i w:val="0"/>
+                <w:sz w:val="14"/>
+              </w:rPr>
+              <w:t>1</w:t>
+            </w:r>
+          </w:p>
+        </w:tc>
+        <w:tc>
+          <w:tcPr>
+            <w:tcW w:type="dxa" w:w="2880"/>
+          </w:tcPr>
+          <w:p>
+            <w:pPr>
+              <w:spacing w:before="60" w:after="60" w:line="264" w:lineRule="auto"/>
+            </w:pPr>
+            <w:r/>
+            <w:r>
+              <w:rPr>
+                <w:b w:val="0"/>
+                <w:i w:val="0"/>
+                <w:sz w:val="14"/>
+              </w:rPr>
+              <w:t>NEW_V6_WATCH_NEXT</w:t>
+            </w:r>
+          </w:p>
+        </w:tc>
+        <w:tc>
+          <w:tcPr>
+            <w:tcW w:type="dxa" w:w="720"/>
+          </w:tcPr>
+          <w:p>
+            <w:pPr>
+              <w:spacing w:before="60" w:after="60" w:line="264" w:lineRule="auto"/>
+            </w:pPr>
+            <w:r/>
+            <w:r>
+              <w:rPr>
+                <w:b w:val="0"/>
+                <w:i w:val="0"/>
+                <w:sz w:val="14"/>
+              </w:rPr>
+              <w:t>1</w:t>
+            </w:r>
+          </w:p>
+        </w:tc>
+      </w:tr>
+    </w:tbl>
+    <w:p>
+      <w:pPr>
+        <w:spacing w:after="120"/>
+      </w:pPr>
+    </w:p>
+    <w:p>
+      <w:pPr>
+        <w:spacing w:before="100" w:after="200"/>
+      </w:pPr>
+      <w:r>
+        <w:rPr>
+          <w:b w:val="0"/>
+          <w:i w:val="0"/>
+          <w:color w:val="5A6B82"/>
+          <w:sz w:val="19"/>
+        </w:rPr>
+        <w:t>One event list generates the camera map, the motion map, the sound map, the asset index and the Riverside prompt, so no two of them can disagree. An event may begin and end inside one paragraph or run across several.</w:t>
+      </w:r>
+    </w:p>
+    <w:p>
+      <w:pPr>
+        <w:spacing w:before="320" w:after="120"/>
+        <w:keepNext w:val="1"/>
+        <w:keepLines w:val="1"/>
+      </w:pPr>
+      <w:r>
+        <w:rPr>
+          <w:b/>
+          <w:i w:val="0"/>
+          <w:color w:val="112345"/>
+          <w:sz w:val="26"/>
+        </w:rPr>
+        <w:t>FAMILIES, AND WHERE EACH ONE PLAYS</w:t>
+      </w:r>
+    </w:p>
+    <w:tbl>
+      <w:tblPr>
+        <w:tblW w:type="auto" w:w="0"/>
+        <w:jc w:val="left"/>
+        <w:tblBorders>
+          <w:top w:val="single" w:sz="4" w:space="0" w:color="C9BFA8"/>
+          <w:left w:val="single" w:sz="4" w:space="0" w:color="C9BFA8"/>
+          <w:bottom w:val="single" w:sz="4" w:space="0" w:color="C9BFA8"/>
+          <w:right w:val="single" w:sz="4" w:space="0" w:color="C9BFA8"/>
+          <w:insideH w:val="single" w:sz="4" w:space="0" w:color="C9BFA8"/>
+          <w:insideV w:val="single" w:sz="4" w:space="0" w:color="C9BFA8"/>
+        </w:tblBorders>
+        <w:tblLayout w:type="fixed"/>
+        <w:tblLook w:firstColumn="1" w:firstRow="1" w:lastColumn="0" w:lastRow="0" w:noHBand="0" w:noVBand="1" w:val="04A0"/>
+      </w:tblPr>
+      <w:tblGrid>
+        <w:gridCol w:w="2412"/>
+        <w:gridCol w:w="2412"/>
+        <w:gridCol w:w="2412"/>
+        <w:gridCol w:w="2412"/>
+      </w:tblGrid>
+      <w:tr>
+        <w:trPr>
+          <w:tblHeader w:val="true"/>
+        </w:trPr>
+        <w:tc>
+          <w:tcPr>
+            <w:tcW w:type="dxa" w:w="3456"/>
             <w:shd w:val="clear" w:color="auto" w:fill="F3EFE6"/>
           </w:tcPr>
           <w:p>
@@ -1667,13 +4461,13 @@
                 <w:color w:val="112345"/>
                 <w:sz w:val="17"/>
               </w:rPr>
-              <w:t>STATES</w:t>
-            </w:r>
-          </w:p>
-        </w:tc>
-        <w:tc>
-          <w:tcPr>
-            <w:tcW w:type="dxa" w:w="1728"/>
+              <w:t>ASSET FAMILY</w:t>
+            </w:r>
+          </w:p>
+        </w:tc>
+        <w:tc>
+          <w:tcPr>
+            <w:tcW w:type="dxa" w:w="3456"/>
             <w:shd w:val="clear" w:color="auto" w:fill="F3EFE6"/>
           </w:tcPr>
           <w:p>
@@ -1688,7 +4482,49 @@
                 <w:color w:val="112345"/>
                 <w:sz w:val="17"/>
               </w:rPr>
-              <w:t>ANCHOR</w:t>
+              <w:t>FIRST EVENT</w:t>
+            </w:r>
+          </w:p>
+        </w:tc>
+        <w:tc>
+          <w:tcPr>
+            <w:tcW w:type="dxa" w:w="1296"/>
+            <w:shd w:val="clear" w:color="auto" w:fill="F3EFE6"/>
+          </w:tcPr>
+          <w:p>
+            <w:pPr>
+              <w:spacing w:before="60" w:after="60" w:line="264" w:lineRule="auto"/>
+            </w:pPr>
+            <w:r/>
+            <w:r>
+              <w:rPr>
+                <w:b/>
+                <w:i w:val="0"/>
+                <w:color w:val="112345"/>
+                <w:sz w:val="17"/>
+              </w:rPr>
+              <w:t>OCCURRENCES</w:t>
+            </w:r>
+          </w:p>
+        </w:tc>
+        <w:tc>
+          <w:tcPr>
+            <w:tcW w:type="dxa" w:w="1008"/>
+            <w:shd w:val="clear" w:color="auto" w:fill="F3EFE6"/>
+          </w:tcPr>
+          <w:p>
+            <w:pPr>
+              <w:spacing w:before="60" w:after="60" w:line="264" w:lineRule="auto"/>
+            </w:pPr>
+            <w:r/>
+            <w:r>
+              <w:rPr>
+                <w:b/>
+                <w:i w:val="0"/>
+                <w:color w:val="112345"/>
+                <w:sz w:val="17"/>
+              </w:rPr>
+              <w:t>STATES</w:t>
             </w:r>
           </w:p>
         </w:tc>
@@ -1696,7 +4532,7 @@
       <w:tr>
         <w:tc>
           <w:tcPr>
-            <w:tcW w:type="dxa" w:w="3312"/>
+            <w:tcW w:type="dxa" w:w="3456"/>
           </w:tcPr>
           <w:p>
             <w:pPr>
@@ -1715,7 +4551,7 @@
         </w:tc>
         <w:tc>
           <w:tcPr>
-            <w:tcW w:type="dxa" w:w="3024"/>
+            <w:tcW w:type="dxa" w:w="3456"/>
           </w:tcPr>
           <w:p>
             <w:pPr>
@@ -1728,13 +4564,13 @@
                 <w:i w:val="0"/>
                 <w:sz w:val="15"/>
               </w:rPr>
-              <w:t>1 HOOK</w:t>
-            </w:r>
-          </w:p>
-        </w:tc>
-        <w:tc>
-          <w:tcPr>
-            <w:tcW w:type="dxa" w:w="720"/>
+              <w:t>1 HOOK, para 1</w:t>
+            </w:r>
+          </w:p>
+        </w:tc>
+        <w:tc>
+          <w:tcPr>
+            <w:tcW w:type="dxa" w:w="1296"/>
           </w:tcPr>
           <w:p>
             <w:pPr>
@@ -1753,7 +4589,7 @@
         </w:tc>
         <w:tc>
           <w:tcPr>
-            <w:tcW w:type="dxa" w:w="864"/>
+            <w:tcW w:type="dxa" w:w="1008"/>
           </w:tcPr>
           <w:p>
             <w:pPr>
@@ -1767,25 +4603,6 @@
                 <w:sz w:val="15"/>
               </w:rPr>
               <w:t>1</w:t>
-            </w:r>
-          </w:p>
-        </w:tc>
-        <w:tc>
-          <w:tcPr>
-            <w:tcW w:type="dxa" w:w="1728"/>
-          </w:tcPr>
-          <w:p>
-            <w:pPr>
-              <w:spacing w:before="60" w:after="60" w:line="264" w:lineRule="auto"/>
-            </w:pPr>
-            <w:r/>
-            <w:r>
-              <w:rPr>
-                <w:b w:val="0"/>
-                <w:i w:val="0"/>
-                <w:sz w:val="15"/>
-              </w:rPr>
-              <w:t>RE-ANCHORED</w:t>
             </w:r>
           </w:p>
         </w:tc>
@@ -1793,7 +4610,7 @@
       <w:tr>
         <w:tc>
           <w:tcPr>
-            <w:tcW w:type="dxa" w:w="3312"/>
+            <w:tcW w:type="dxa" w:w="3456"/>
           </w:tcPr>
           <w:p>
             <w:pPr>
@@ -1812,7 +4629,7 @@
         </w:tc>
         <w:tc>
           <w:tcPr>
-            <w:tcW w:type="dxa" w:w="3024"/>
+            <w:tcW w:type="dxa" w:w="3456"/>
           </w:tcPr>
           <w:p>
             <w:pPr>
@@ -1825,13 +4642,13 @@
                 <w:i w:val="0"/>
                 <w:sz w:val="15"/>
               </w:rPr>
-              <w:t>1 HOOK</w:t>
-            </w:r>
-          </w:p>
-        </w:tc>
-        <w:tc>
-          <w:tcPr>
-            <w:tcW w:type="dxa" w:w="720"/>
+              <w:t>1 HOOK, para 2</w:t>
+            </w:r>
+          </w:p>
+        </w:tc>
+        <w:tc>
+          <w:tcPr>
+            <w:tcW w:type="dxa" w:w="1296"/>
           </w:tcPr>
           <w:p>
             <w:pPr>
@@ -1844,45 +4661,26 @@
                 <w:i w:val="0"/>
                 <w:sz w:val="15"/>
               </w:rPr>
+              <w:t>1</w:t>
+            </w:r>
+          </w:p>
+        </w:tc>
+        <w:tc>
+          <w:tcPr>
+            <w:tcW w:type="dxa" w:w="1008"/>
+          </w:tcPr>
+          <w:p>
+            <w:pPr>
+              <w:spacing w:before="60" w:after="60" w:line="264" w:lineRule="auto"/>
+            </w:pPr>
+            <w:r/>
+            <w:r>
+              <w:rPr>
+                <w:b w:val="0"/>
+                <w:i w:val="0"/>
+                <w:sz w:val="15"/>
+              </w:rPr>
               <w:t>2</w:t>
-            </w:r>
-          </w:p>
-        </w:tc>
-        <w:tc>
-          <w:tcPr>
-            <w:tcW w:type="dxa" w:w="864"/>
-          </w:tcPr>
-          <w:p>
-            <w:pPr>
-              <w:spacing w:before="60" w:after="60" w:line="264" w:lineRule="auto"/>
-            </w:pPr>
-            <w:r/>
-            <w:r>
-              <w:rPr>
-                <w:b w:val="0"/>
-                <w:i w:val="0"/>
-                <w:sz w:val="15"/>
-              </w:rPr>
-              <w:t>2</w:t>
-            </w:r>
-          </w:p>
-        </w:tc>
-        <w:tc>
-          <w:tcPr>
-            <w:tcW w:type="dxa" w:w="1728"/>
-          </w:tcPr>
-          <w:p>
-            <w:pPr>
-              <w:spacing w:before="60" w:after="60" w:line="264" w:lineRule="auto"/>
-            </w:pPr>
-            <w:r/>
-            <w:r>
-              <w:rPr>
-                <w:b w:val="0"/>
-                <w:i w:val="0"/>
-                <w:sz w:val="15"/>
-              </w:rPr>
-              <w:t>RE-ANCHORED</w:t>
             </w:r>
           </w:p>
         </w:tc>
@@ -1890,7 +4688,7 @@
       <w:tr>
         <w:tc>
           <w:tcPr>
-            <w:tcW w:type="dxa" w:w="3312"/>
+            <w:tcW w:type="dxa" w:w="3456"/>
           </w:tcPr>
           <w:p>
             <w:pPr>
@@ -1909,7 +4707,7 @@
         </w:tc>
         <w:tc>
           <w:tcPr>
-            <w:tcW w:type="dxa" w:w="3024"/>
+            <w:tcW w:type="dxa" w:w="3456"/>
           </w:tcPr>
           <w:p>
             <w:pPr>
@@ -1922,13 +4720,13 @@
                 <w:i w:val="0"/>
                 <w:sz w:val="15"/>
               </w:rPr>
-              <w:t>1 HOOK</w:t>
-            </w:r>
-          </w:p>
-        </w:tc>
-        <w:tc>
-          <w:tcPr>
-            <w:tcW w:type="dxa" w:w="720"/>
+              <w:t>1 HOOK, para 4</w:t>
+            </w:r>
+          </w:p>
+        </w:tc>
+        <w:tc>
+          <w:tcPr>
+            <w:tcW w:type="dxa" w:w="1296"/>
           </w:tcPr>
           <w:p>
             <w:pPr>
@@ -1941,13 +4739,13 @@
                 <w:i w:val="0"/>
                 <w:sz w:val="15"/>
               </w:rPr>
-              <w:t>4</w:t>
-            </w:r>
-          </w:p>
-        </w:tc>
-        <w:tc>
-          <w:tcPr>
-            <w:tcW w:type="dxa" w:w="864"/>
+              <w:t>1</w:t>
+            </w:r>
+          </w:p>
+        </w:tc>
+        <w:tc>
+          <w:tcPr>
+            <w:tcW w:type="dxa" w:w="1008"/>
           </w:tcPr>
           <w:p>
             <w:pPr>
@@ -1961,25 +4759,6 @@
                 <w:sz w:val="15"/>
               </w:rPr>
               <w:t>1</w:t>
-            </w:r>
-          </w:p>
-        </w:tc>
-        <w:tc>
-          <w:tcPr>
-            <w:tcW w:type="dxa" w:w="1728"/>
-          </w:tcPr>
-          <w:p>
-            <w:pPr>
-              <w:spacing w:before="60" w:after="60" w:line="264" w:lineRule="auto"/>
-            </w:pPr>
-            <w:r/>
-            <w:r>
-              <w:rPr>
-                <w:b w:val="0"/>
-                <w:i w:val="0"/>
-                <w:sz w:val="15"/>
-              </w:rPr>
-              <w:t>RE-ANCHORED</w:t>
             </w:r>
           </w:p>
         </w:tc>
@@ -1987,7 +4766,7 @@
       <w:tr>
         <w:tc>
           <w:tcPr>
-            <w:tcW w:type="dxa" w:w="3312"/>
+            <w:tcW w:type="dxa" w:w="3456"/>
           </w:tcPr>
           <w:p>
             <w:pPr>
@@ -2006,7 +4785,7 @@
         </w:tc>
         <w:tc>
           <w:tcPr>
-            <w:tcW w:type="dxa" w:w="3024"/>
+            <w:tcW w:type="dxa" w:w="3456"/>
           </w:tcPr>
           <w:p>
             <w:pPr>
@@ -2019,13 +4798,13 @@
                 <w:i w:val="0"/>
                 <w:sz w:val="15"/>
               </w:rPr>
-              <w:t>3 THE FOUR THINGS I READ</w:t>
-            </w:r>
-          </w:p>
-        </w:tc>
-        <w:tc>
-          <w:tcPr>
-            <w:tcW w:type="dxa" w:w="720"/>
+              <w:t>3 THE FOUR THINGS I READ, para 1</w:t>
+            </w:r>
+          </w:p>
+        </w:tc>
+        <w:tc>
+          <w:tcPr>
+            <w:tcW w:type="dxa" w:w="1296"/>
           </w:tcPr>
           <w:p>
             <w:pPr>
@@ -2044,7 +4823,7 @@
         </w:tc>
         <w:tc>
           <w:tcPr>
-            <w:tcW w:type="dxa" w:w="864"/>
+            <w:tcW w:type="dxa" w:w="1008"/>
           </w:tcPr>
           <w:p>
             <w:pPr>
@@ -2058,25 +4837,6 @@
                 <w:sz w:val="15"/>
               </w:rPr>
               <w:t>1</w:t>
-            </w:r>
-          </w:p>
-        </w:tc>
-        <w:tc>
-          <w:tcPr>
-            <w:tcW w:type="dxa" w:w="1728"/>
-          </w:tcPr>
-          <w:p>
-            <w:pPr>
-              <w:spacing w:before="60" w:after="60" w:line="264" w:lineRule="auto"/>
-            </w:pPr>
-            <w:r/>
-            <w:r>
-              <w:rPr>
-                <w:b w:val="0"/>
-                <w:i w:val="0"/>
-                <w:sz w:val="15"/>
-              </w:rPr>
-              <w:t>RE-ANCHORED</w:t>
             </w:r>
           </w:p>
         </w:tc>
@@ -2084,7 +4844,7 @@
       <w:tr>
         <w:tc>
           <w:tcPr>
-            <w:tcW w:type="dxa" w:w="3312"/>
+            <w:tcW w:type="dxa" w:w="3456"/>
           </w:tcPr>
           <w:p>
             <w:pPr>
@@ -2103,7 +4863,7 @@
         </w:tc>
         <w:tc>
           <w:tcPr>
-            <w:tcW w:type="dxa" w:w="3024"/>
+            <w:tcW w:type="dxa" w:w="3456"/>
           </w:tcPr>
           <w:p>
             <w:pPr>
@@ -2116,13 +4876,13 @@
                 <w:i w:val="0"/>
                 <w:sz w:val="15"/>
               </w:rPr>
-              <w:t>3 THE FOUR THINGS I READ</w:t>
-            </w:r>
-          </w:p>
-        </w:tc>
-        <w:tc>
-          <w:tcPr>
-            <w:tcW w:type="dxa" w:w="720"/>
+              <w:t>3 THE FOUR THINGS I READ, para 2</w:t>
+            </w:r>
+          </w:p>
+        </w:tc>
+        <w:tc>
+          <w:tcPr>
+            <w:tcW w:type="dxa" w:w="1296"/>
           </w:tcPr>
           <w:p>
             <w:pPr>
@@ -2135,13 +4895,13 @@
                 <w:i w:val="0"/>
                 <w:sz w:val="15"/>
               </w:rPr>
-              <w:t>2</w:t>
-            </w:r>
-          </w:p>
-        </w:tc>
-        <w:tc>
-          <w:tcPr>
-            <w:tcW w:type="dxa" w:w="864"/>
+              <w:t>1</w:t>
+            </w:r>
+          </w:p>
+        </w:tc>
+        <w:tc>
+          <w:tcPr>
+            <w:tcW w:type="dxa" w:w="1008"/>
           </w:tcPr>
           <w:p>
             <w:pPr>
@@ -2155,25 +4915,6 @@
                 <w:sz w:val="15"/>
               </w:rPr>
               <w:t>3</w:t>
-            </w:r>
-          </w:p>
-        </w:tc>
-        <w:tc>
-          <w:tcPr>
-            <w:tcW w:type="dxa" w:w="1728"/>
-          </w:tcPr>
-          <w:p>
-            <w:pPr>
-              <w:spacing w:before="60" w:after="60" w:line="264" w:lineRule="auto"/>
-            </w:pPr>
-            <w:r/>
-            <w:r>
-              <w:rPr>
-                <w:b w:val="0"/>
-                <w:i w:val="0"/>
-                <w:sz w:val="15"/>
-              </w:rPr>
-              <w:t>RE-ANCHORED</w:t>
             </w:r>
           </w:p>
         </w:tc>
@@ -2181,7 +4922,7 @@
       <w:tr>
         <w:tc>
           <w:tcPr>
-            <w:tcW w:type="dxa" w:w="3312"/>
+            <w:tcW w:type="dxa" w:w="3456"/>
           </w:tcPr>
           <w:p>
             <w:pPr>
@@ -2200,7 +4941,7 @@
         </w:tc>
         <w:tc>
           <w:tcPr>
-            <w:tcW w:type="dxa" w:w="3024"/>
+            <w:tcW w:type="dxa" w:w="3456"/>
           </w:tcPr>
           <w:p>
             <w:pPr>
@@ -2213,13 +4954,13 @@
                 <w:i w:val="0"/>
                 <w:sz w:val="15"/>
               </w:rPr>
-              <w:t>4 1 | PROBLEM</w:t>
-            </w:r>
-          </w:p>
-        </w:tc>
-        <w:tc>
-          <w:tcPr>
-            <w:tcW w:type="dxa" w:w="720"/>
+              <w:t>4 1 | PROBLEM, para 2</w:t>
+            </w:r>
+          </w:p>
+        </w:tc>
+        <w:tc>
+          <w:tcPr>
+            <w:tcW w:type="dxa" w:w="1296"/>
           </w:tcPr>
           <w:p>
             <w:pPr>
@@ -2232,13 +4973,13 @@
                 <w:i w:val="0"/>
                 <w:sz w:val="15"/>
               </w:rPr>
-              <w:t>2</w:t>
-            </w:r>
-          </w:p>
-        </w:tc>
-        <w:tc>
-          <w:tcPr>
-            <w:tcW w:type="dxa" w:w="864"/>
+              <w:t>3</w:t>
+            </w:r>
+          </w:p>
+        </w:tc>
+        <w:tc>
+          <w:tcPr>
+            <w:tcW w:type="dxa" w:w="1008"/>
           </w:tcPr>
           <w:p>
             <w:pPr>
@@ -2252,25 +4993,6 @@
                 <w:sz w:val="15"/>
               </w:rPr>
               <w:t>3</w:t>
-            </w:r>
-          </w:p>
-        </w:tc>
-        <w:tc>
-          <w:tcPr>
-            <w:tcW w:type="dxa" w:w="1728"/>
-          </w:tcPr>
-          <w:p>
-            <w:pPr>
-              <w:spacing w:before="60" w:after="60" w:line="264" w:lineRule="auto"/>
-            </w:pPr>
-            <w:r/>
-            <w:r>
-              <w:rPr>
-                <w:b w:val="0"/>
-                <w:i w:val="0"/>
-                <w:sz w:val="15"/>
-              </w:rPr>
-              <w:t>RE-ANCHORED</w:t>
             </w:r>
           </w:p>
         </w:tc>
@@ -2278,7 +5000,7 @@
       <w:tr>
         <w:tc>
           <w:tcPr>
-            <w:tcW w:type="dxa" w:w="3312"/>
+            <w:tcW w:type="dxa" w:w="3456"/>
           </w:tcPr>
           <w:p>
             <w:pPr>
@@ -2297,7 +5019,7 @@
         </w:tc>
         <w:tc>
           <w:tcPr>
-            <w:tcW w:type="dxa" w:w="3024"/>
+            <w:tcW w:type="dxa" w:w="3456"/>
           </w:tcPr>
           <w:p>
             <w:pPr>
@@ -2310,13 +5032,13 @@
                 <w:i w:val="0"/>
                 <w:sz w:val="15"/>
               </w:rPr>
-              <w:t>5 2 | AUTHORITY</w:t>
-            </w:r>
-          </w:p>
-        </w:tc>
-        <w:tc>
-          <w:tcPr>
-            <w:tcW w:type="dxa" w:w="720"/>
+              <w:t>5 2 | AUTHORITY, para 1</w:t>
+            </w:r>
+          </w:p>
+        </w:tc>
+        <w:tc>
+          <w:tcPr>
+            <w:tcW w:type="dxa" w:w="1296"/>
           </w:tcPr>
           <w:p>
             <w:pPr>
@@ -2335,7 +5057,7 @@
         </w:tc>
         <w:tc>
           <w:tcPr>
-            <w:tcW w:type="dxa" w:w="864"/>
+            <w:tcW w:type="dxa" w:w="1008"/>
           </w:tcPr>
           <w:p>
             <w:pPr>
@@ -2349,25 +5071,6 @@
                 <w:sz w:val="15"/>
               </w:rPr>
               <w:t>1</w:t>
-            </w:r>
-          </w:p>
-        </w:tc>
-        <w:tc>
-          <w:tcPr>
-            <w:tcW w:type="dxa" w:w="1728"/>
-          </w:tcPr>
-          <w:p>
-            <w:pPr>
-              <w:spacing w:before="60" w:after="60" w:line="264" w:lineRule="auto"/>
-            </w:pPr>
-            <w:r/>
-            <w:r>
-              <w:rPr>
-                <w:b w:val="0"/>
-                <w:i w:val="0"/>
-                <w:sz w:val="15"/>
-              </w:rPr>
-              <w:t>RE-CUED</w:t>
             </w:r>
           </w:p>
         </w:tc>
@@ -2375,7 +5078,7 @@
       <w:tr>
         <w:tc>
           <w:tcPr>
-            <w:tcW w:type="dxa" w:w="3312"/>
+            <w:tcW w:type="dxa" w:w="3456"/>
           </w:tcPr>
           <w:p>
             <w:pPr>
@@ -2394,7 +5097,7 @@
         </w:tc>
         <w:tc>
           <w:tcPr>
-            <w:tcW w:type="dxa" w:w="3024"/>
+            <w:tcW w:type="dxa" w:w="3456"/>
           </w:tcPr>
           <w:p>
             <w:pPr>
@@ -2407,13 +5110,13 @@
                 <w:i w:val="0"/>
                 <w:sz w:val="15"/>
               </w:rPr>
-              <w:t>5 2 | AUTHORITY</w:t>
-            </w:r>
-          </w:p>
-        </w:tc>
-        <w:tc>
-          <w:tcPr>
-            <w:tcW w:type="dxa" w:w="720"/>
+              <w:t>5 2 | AUTHORITY, para 3</w:t>
+            </w:r>
+          </w:p>
+        </w:tc>
+        <w:tc>
+          <w:tcPr>
+            <w:tcW w:type="dxa" w:w="1296"/>
           </w:tcPr>
           <w:p>
             <w:pPr>
@@ -2426,13 +5129,13 @@
                 <w:i w:val="0"/>
                 <w:sz w:val="15"/>
               </w:rPr>
-              <w:t>3</w:t>
-            </w:r>
-          </w:p>
-        </w:tc>
-        <w:tc>
-          <w:tcPr>
-            <w:tcW w:type="dxa" w:w="864"/>
+              <w:t>1</w:t>
+            </w:r>
+          </w:p>
+        </w:tc>
+        <w:tc>
+          <w:tcPr>
+            <w:tcW w:type="dxa" w:w="1008"/>
           </w:tcPr>
           <w:p>
             <w:pPr>
@@ -2446,25 +5149,6 @@
                 <w:sz w:val="15"/>
               </w:rPr>
               <w:t>2</w:t>
-            </w:r>
-          </w:p>
-        </w:tc>
-        <w:tc>
-          <w:tcPr>
-            <w:tcW w:type="dxa" w:w="1728"/>
-          </w:tcPr>
-          <w:p>
-            <w:pPr>
-              <w:spacing w:before="60" w:after="60" w:line="264" w:lineRule="auto"/>
-            </w:pPr>
-            <w:r/>
-            <w:r>
-              <w:rPr>
-                <w:b w:val="0"/>
-                <w:i w:val="0"/>
-                <w:sz w:val="15"/>
-              </w:rPr>
-              <w:t>RE-ANCHORED</w:t>
             </w:r>
           </w:p>
         </w:tc>
@@ -2472,7 +5156,7 @@
       <w:tr>
         <w:tc>
           <w:tcPr>
-            <w:tcW w:type="dxa" w:w="3312"/>
+            <w:tcW w:type="dxa" w:w="3456"/>
           </w:tcPr>
           <w:p>
             <w:pPr>
@@ -2491,7 +5175,7 @@
         </w:tc>
         <w:tc>
           <w:tcPr>
-            <w:tcW w:type="dxa" w:w="3024"/>
+            <w:tcW w:type="dxa" w:w="3456"/>
           </w:tcPr>
           <w:p>
             <w:pPr>
@@ -2504,13 +5188,13 @@
                 <w:i w:val="0"/>
                 <w:sz w:val="15"/>
               </w:rPr>
-              <w:t>7 4 | REAL GAP</w:t>
-            </w:r>
-          </w:p>
-        </w:tc>
-        <w:tc>
-          <w:tcPr>
-            <w:tcW w:type="dxa" w:w="720"/>
+              <w:t>7 4 | REAL GAP, para 2</w:t>
+            </w:r>
+          </w:p>
+        </w:tc>
+        <w:tc>
+          <w:tcPr>
+            <w:tcW w:type="dxa" w:w="1296"/>
           </w:tcPr>
           <w:p>
             <w:pPr>
@@ -2523,45 +5207,26 @@
                 <w:i w:val="0"/>
                 <w:sz w:val="15"/>
               </w:rPr>
+              <w:t>1</w:t>
+            </w:r>
+          </w:p>
+        </w:tc>
+        <w:tc>
+          <w:tcPr>
+            <w:tcW w:type="dxa" w:w="1008"/>
+          </w:tcPr>
+          <w:p>
+            <w:pPr>
+              <w:spacing w:before="60" w:after="60" w:line="264" w:lineRule="auto"/>
+            </w:pPr>
+            <w:r/>
+            <w:r>
+              <w:rPr>
+                <w:b w:val="0"/>
+                <w:i w:val="0"/>
+                <w:sz w:val="15"/>
+              </w:rPr>
               <w:t>2</w:t>
-            </w:r>
-          </w:p>
-        </w:tc>
-        <w:tc>
-          <w:tcPr>
-            <w:tcW w:type="dxa" w:w="864"/>
-          </w:tcPr>
-          <w:p>
-            <w:pPr>
-              <w:spacing w:before="60" w:after="60" w:line="264" w:lineRule="auto"/>
-            </w:pPr>
-            <w:r/>
-            <w:r>
-              <w:rPr>
-                <w:b w:val="0"/>
-                <w:i w:val="0"/>
-                <w:sz w:val="15"/>
-              </w:rPr>
-              <w:t>2</w:t>
-            </w:r>
-          </w:p>
-        </w:tc>
-        <w:tc>
-          <w:tcPr>
-            <w:tcW w:type="dxa" w:w="1728"/>
-          </w:tcPr>
-          <w:p>
-            <w:pPr>
-              <w:spacing w:before="60" w:after="60" w:line="264" w:lineRule="auto"/>
-            </w:pPr>
-            <w:r/>
-            <w:r>
-              <w:rPr>
-                <w:b w:val="0"/>
-                <w:i w:val="0"/>
-                <w:sz w:val="15"/>
-              </w:rPr>
-              <w:t>RE-ANCHORED</w:t>
             </w:r>
           </w:p>
         </w:tc>
@@ -2569,7 +5234,7 @@
       <w:tr>
         <w:tc>
           <w:tcPr>
-            <w:tcW w:type="dxa" w:w="3312"/>
+            <w:tcW w:type="dxa" w:w="3456"/>
           </w:tcPr>
           <w:p>
             <w:pPr>
@@ -2588,7 +5253,7 @@
         </w:tc>
         <w:tc>
           <w:tcPr>
-            <w:tcW w:type="dxa" w:w="3024"/>
+            <w:tcW w:type="dxa" w:w="3456"/>
           </w:tcPr>
           <w:p>
             <w:pPr>
@@ -2601,13 +5266,13 @@
                 <w:i w:val="0"/>
                 <w:sz w:val="15"/>
               </w:rPr>
-              <w:t>8 WHY TITLES CAN MISLEAD YOU</w:t>
-            </w:r>
-          </w:p>
-        </w:tc>
-        <w:tc>
-          <w:tcPr>
-            <w:tcW w:type="dxa" w:w="720"/>
+              <w:t>8 WHY TITLES CAN MISLEAD YOU, para 2</w:t>
+            </w:r>
+          </w:p>
+        </w:tc>
+        <w:tc>
+          <w:tcPr>
+            <w:tcW w:type="dxa" w:w="1296"/>
           </w:tcPr>
           <w:p>
             <w:pPr>
@@ -2620,45 +5285,26 @@
                 <w:i w:val="0"/>
                 <w:sz w:val="15"/>
               </w:rPr>
+              <w:t>1</w:t>
+            </w:r>
+          </w:p>
+        </w:tc>
+        <w:tc>
+          <w:tcPr>
+            <w:tcW w:type="dxa" w:w="1008"/>
+          </w:tcPr>
+          <w:p>
+            <w:pPr>
+              <w:spacing w:before="60" w:after="60" w:line="264" w:lineRule="auto"/>
+            </w:pPr>
+            <w:r/>
+            <w:r>
+              <w:rPr>
+                <w:b w:val="0"/>
+                <w:i w:val="0"/>
+                <w:sz w:val="15"/>
+              </w:rPr>
               <w:t>2</w:t>
-            </w:r>
-          </w:p>
-        </w:tc>
-        <w:tc>
-          <w:tcPr>
-            <w:tcW w:type="dxa" w:w="864"/>
-          </w:tcPr>
-          <w:p>
-            <w:pPr>
-              <w:spacing w:before="60" w:after="60" w:line="264" w:lineRule="auto"/>
-            </w:pPr>
-            <w:r/>
-            <w:r>
-              <w:rPr>
-                <w:b w:val="0"/>
-                <w:i w:val="0"/>
-                <w:sz w:val="15"/>
-              </w:rPr>
-              <w:t>2</w:t>
-            </w:r>
-          </w:p>
-        </w:tc>
-        <w:tc>
-          <w:tcPr>
-            <w:tcW w:type="dxa" w:w="1728"/>
-          </w:tcPr>
-          <w:p>
-            <w:pPr>
-              <w:spacing w:before="60" w:after="60" w:line="264" w:lineRule="auto"/>
-            </w:pPr>
-            <w:r/>
-            <w:r>
-              <w:rPr>
-                <w:b w:val="0"/>
-                <w:i w:val="0"/>
-                <w:sz w:val="15"/>
-              </w:rPr>
-              <w:t>RE-ANCHORED</w:t>
             </w:r>
           </w:p>
         </w:tc>
@@ -2666,7 +5312,7 @@
       <w:tr>
         <w:tc>
           <w:tcPr>
-            <w:tcW w:type="dxa" w:w="3312"/>
+            <w:tcW w:type="dxa" w:w="3456"/>
           </w:tcPr>
           <w:p>
             <w:pPr>
@@ -2685,7 +5331,7 @@
         </w:tc>
         <w:tc>
           <w:tcPr>
-            <w:tcW w:type="dxa" w:w="3024"/>
+            <w:tcW w:type="dxa" w:w="3456"/>
           </w:tcPr>
           <w:p>
             <w:pPr>
@@ -2698,13 +5344,13 @@
                 <w:i w:val="0"/>
                 <w:sz w:val="15"/>
               </w:rPr>
-              <w:t>8 WHY TITLES CAN MISLEAD YOU</w:t>
-            </w:r>
-          </w:p>
-        </w:tc>
-        <w:tc>
-          <w:tcPr>
-            <w:tcW w:type="dxa" w:w="720"/>
+              <w:t>8 WHY TITLES CAN MISLEAD YOU, para 2</w:t>
+            </w:r>
+          </w:p>
+        </w:tc>
+        <w:tc>
+          <w:tcPr>
+            <w:tcW w:type="dxa" w:w="1296"/>
           </w:tcPr>
           <w:p>
             <w:pPr>
@@ -2717,13 +5363,13 @@
                 <w:i w:val="0"/>
                 <w:sz w:val="15"/>
               </w:rPr>
-              <w:t>2</w:t>
-            </w:r>
-          </w:p>
-        </w:tc>
-        <w:tc>
-          <w:tcPr>
-            <w:tcW w:type="dxa" w:w="864"/>
+              <w:t>1</w:t>
+            </w:r>
+          </w:p>
+        </w:tc>
+        <w:tc>
+          <w:tcPr>
+            <w:tcW w:type="dxa" w:w="1008"/>
           </w:tcPr>
           <w:p>
             <w:pPr>
@@ -2737,25 +5383,6 @@
                 <w:sz w:val="15"/>
               </w:rPr>
               <w:t>4</w:t>
-            </w:r>
-          </w:p>
-        </w:tc>
-        <w:tc>
-          <w:tcPr>
-            <w:tcW w:type="dxa" w:w="1728"/>
-          </w:tcPr>
-          <w:p>
-            <w:pPr>
-              <w:spacing w:before="60" w:after="60" w:line="264" w:lineRule="auto"/>
-            </w:pPr>
-            <w:r/>
-            <w:r>
-              <w:rPr>
-                <w:b w:val="0"/>
-                <w:i w:val="0"/>
-                <w:sz w:val="15"/>
-              </w:rPr>
-              <w:t>RE-ANCHORED</w:t>
             </w:r>
           </w:p>
         </w:tc>
@@ -2763,7 +5390,7 @@
       <w:tr>
         <w:tc>
           <w:tcPr>
-            <w:tcW w:type="dxa" w:w="3312"/>
+            <w:tcW w:type="dxa" w:w="3456"/>
           </w:tcPr>
           <w:p>
             <w:pPr>
@@ -2782,7 +5409,7 @@
         </w:tc>
         <w:tc>
           <w:tcPr>
-            <w:tcW w:type="dxa" w:w="3024"/>
+            <w:tcW w:type="dxa" w:w="3456"/>
           </w:tcPr>
           <w:p>
             <w:pPr>
@@ -2795,13 +5422,13 @@
                 <w:i w:val="0"/>
                 <w:sz w:val="15"/>
               </w:rPr>
-              <w:t>9 THE REVERSE CAN HAPPEN TOO</w:t>
-            </w:r>
-          </w:p>
-        </w:tc>
-        <w:tc>
-          <w:tcPr>
-            <w:tcW w:type="dxa" w:w="720"/>
+              <w:t>9 THE REVERSE CAN HAPPEN TOO, para 1</w:t>
+            </w:r>
+          </w:p>
+        </w:tc>
+        <w:tc>
+          <w:tcPr>
+            <w:tcW w:type="dxa" w:w="1296"/>
           </w:tcPr>
           <w:p>
             <w:pPr>
@@ -2820,7 +5447,7 @@
         </w:tc>
         <w:tc>
           <w:tcPr>
-            <w:tcW w:type="dxa" w:w="864"/>
+            <w:tcW w:type="dxa" w:w="1008"/>
           </w:tcPr>
           <w:p>
             <w:pPr>
@@ -2834,25 +5461,6 @@
                 <w:sz w:val="15"/>
               </w:rPr>
               <w:t>2</w:t>
-            </w:r>
-          </w:p>
-        </w:tc>
-        <w:tc>
-          <w:tcPr>
-            <w:tcW w:type="dxa" w:w="1728"/>
-          </w:tcPr>
-          <w:p>
-            <w:pPr>
-              <w:spacing w:before="60" w:after="60" w:line="264" w:lineRule="auto"/>
-            </w:pPr>
-            <w:r/>
-            <w:r>
-              <w:rPr>
-                <w:b w:val="0"/>
-                <w:i w:val="0"/>
-                <w:sz w:val="15"/>
-              </w:rPr>
-              <w:t>RE-ANCHORED</w:t>
             </w:r>
           </w:p>
         </w:tc>
@@ -2860,7 +5468,7 @@
       <w:tr>
         <w:tc>
           <w:tcPr>
-            <w:tcW w:type="dxa" w:w="3312"/>
+            <w:tcW w:type="dxa" w:w="3456"/>
           </w:tcPr>
           <w:p>
             <w:pPr>
@@ -2879,7 +5487,7 @@
         </w:tc>
         <w:tc>
           <w:tcPr>
-            <w:tcW w:type="dxa" w:w="3024"/>
+            <w:tcW w:type="dxa" w:w="3456"/>
           </w:tcPr>
           <w:p>
             <w:pPr>
@@ -2892,13 +5500,13 @@
                 <w:i w:val="0"/>
                 <w:sz w:val="15"/>
               </w:rPr>
-              <w:t>9 THE REVERSE CAN HAPPEN TOO</w:t>
-            </w:r>
-          </w:p>
-        </w:tc>
-        <w:tc>
-          <w:tcPr>
-            <w:tcW w:type="dxa" w:w="720"/>
+              <w:t>9 THE REVERSE CAN HAPPEN TOO, para 2</w:t>
+            </w:r>
+          </w:p>
+        </w:tc>
+        <w:tc>
+          <w:tcPr>
+            <w:tcW w:type="dxa" w:w="1296"/>
           </w:tcPr>
           <w:p>
             <w:pPr>
@@ -2911,13 +5519,13 @@
                 <w:i w:val="0"/>
                 <w:sz w:val="15"/>
               </w:rPr>
-              <w:t>2</w:t>
-            </w:r>
-          </w:p>
-        </w:tc>
-        <w:tc>
-          <w:tcPr>
-            <w:tcW w:type="dxa" w:w="864"/>
+              <w:t>1</w:t>
+            </w:r>
+          </w:p>
+        </w:tc>
+        <w:tc>
+          <w:tcPr>
+            <w:tcW w:type="dxa" w:w="1008"/>
           </w:tcPr>
           <w:p>
             <w:pPr>
@@ -2931,25 +5539,6 @@
                 <w:sz w:val="15"/>
               </w:rPr>
               <w:t>5</w:t>
-            </w:r>
-          </w:p>
-        </w:tc>
-        <w:tc>
-          <w:tcPr>
-            <w:tcW w:type="dxa" w:w="1728"/>
-          </w:tcPr>
-          <w:p>
-            <w:pPr>
-              <w:spacing w:before="60" w:after="60" w:line="264" w:lineRule="auto"/>
-            </w:pPr>
-            <w:r/>
-            <w:r>
-              <w:rPr>
-                <w:b w:val="0"/>
-                <w:i w:val="0"/>
-                <w:sz w:val="15"/>
-              </w:rPr>
-              <w:t>RE-ANCHORED</w:t>
             </w:r>
           </w:p>
         </w:tc>
@@ -2957,7 +5546,7 @@
       <w:tr>
         <w:tc>
           <w:tcPr>
-            <w:tcW w:type="dxa" w:w="3312"/>
+            <w:tcW w:type="dxa" w:w="3456"/>
           </w:tcPr>
           <w:p>
             <w:pPr>
@@ -2976,7 +5565,7 @@
         </w:tc>
         <w:tc>
           <w:tcPr>
-            <w:tcW w:type="dxa" w:w="3024"/>
+            <w:tcW w:type="dxa" w:w="3456"/>
           </w:tcPr>
           <w:p>
             <w:pPr>
@@ -2989,13 +5578,13 @@
                 <w:i w:val="0"/>
                 <w:sz w:val="15"/>
               </w:rPr>
-              <w:t>9 THE REVERSE CAN HAPPEN TOO</w:t>
-            </w:r>
-          </w:p>
-        </w:tc>
-        <w:tc>
-          <w:tcPr>
-            <w:tcW w:type="dxa" w:w="720"/>
+              <w:t>9 THE REVERSE CAN HAPPEN TOO, para 2</w:t>
+            </w:r>
+          </w:p>
+        </w:tc>
+        <w:tc>
+          <w:tcPr>
+            <w:tcW w:type="dxa" w:w="1296"/>
           </w:tcPr>
           <w:p>
             <w:pPr>
@@ -3008,45 +5597,26 @@
                 <w:i w:val="0"/>
                 <w:sz w:val="15"/>
               </w:rPr>
+              <w:t>1</w:t>
+            </w:r>
+          </w:p>
+        </w:tc>
+        <w:tc>
+          <w:tcPr>
+            <w:tcW w:type="dxa" w:w="1008"/>
+          </w:tcPr>
+          <w:p>
+            <w:pPr>
+              <w:spacing w:before="60" w:after="60" w:line="264" w:lineRule="auto"/>
+            </w:pPr>
+            <w:r/>
+            <w:r>
+              <w:rPr>
+                <w:b w:val="0"/>
+                <w:i w:val="0"/>
+                <w:sz w:val="15"/>
+              </w:rPr>
               <w:t>2</w:t>
-            </w:r>
-          </w:p>
-        </w:tc>
-        <w:tc>
-          <w:tcPr>
-            <w:tcW w:type="dxa" w:w="864"/>
-          </w:tcPr>
-          <w:p>
-            <w:pPr>
-              <w:spacing w:before="60" w:after="60" w:line="264" w:lineRule="auto"/>
-            </w:pPr>
-            <w:r/>
-            <w:r>
-              <w:rPr>
-                <w:b w:val="0"/>
-                <w:i w:val="0"/>
-                <w:sz w:val="15"/>
-              </w:rPr>
-              <w:t>2</w:t>
-            </w:r>
-          </w:p>
-        </w:tc>
-        <w:tc>
-          <w:tcPr>
-            <w:tcW w:type="dxa" w:w="1728"/>
-          </w:tcPr>
-          <w:p>
-            <w:pPr>
-              <w:spacing w:before="60" w:after="60" w:line="264" w:lineRule="auto"/>
-            </w:pPr>
-            <w:r/>
-            <w:r>
-              <w:rPr>
-                <w:b w:val="0"/>
-                <w:i w:val="0"/>
-                <w:sz w:val="15"/>
-              </w:rPr>
-              <w:t>RE-ANCHORED</w:t>
             </w:r>
           </w:p>
         </w:tc>
@@ -3054,7 +5624,7 @@
       <w:tr>
         <w:tc>
           <w:tcPr>
-            <w:tcW w:type="dxa" w:w="3312"/>
+            <w:tcW w:type="dxa" w:w="3456"/>
           </w:tcPr>
           <w:p>
             <w:pPr>
@@ -3073,7 +5643,7 @@
         </w:tc>
         <w:tc>
           <w:tcPr>
-            <w:tcW w:type="dxa" w:w="3024"/>
+            <w:tcW w:type="dxa" w:w="3456"/>
           </w:tcPr>
           <w:p>
             <w:pPr>
@@ -3086,13 +5656,13 @@
                 <w:i w:val="0"/>
                 <w:sz w:val="15"/>
               </w:rPr>
-              <w:t>9 THE REVERSE CAN HAPPEN TOO</w:t>
-            </w:r>
-          </w:p>
-        </w:tc>
-        <w:tc>
-          <w:tcPr>
-            <w:tcW w:type="dxa" w:w="720"/>
+              <w:t>9 THE REVERSE CAN HAPPEN TOO, para 3</w:t>
+            </w:r>
+          </w:p>
+        </w:tc>
+        <w:tc>
+          <w:tcPr>
+            <w:tcW w:type="dxa" w:w="1296"/>
           </w:tcPr>
           <w:p>
             <w:pPr>
@@ -3105,13 +5675,13 @@
                 <w:i w:val="0"/>
                 <w:sz w:val="15"/>
               </w:rPr>
-              <w:t>3</w:t>
-            </w:r>
-          </w:p>
-        </w:tc>
-        <w:tc>
-          <w:tcPr>
-            <w:tcW w:type="dxa" w:w="864"/>
+              <w:t>1</w:t>
+            </w:r>
+          </w:p>
+        </w:tc>
+        <w:tc>
+          <w:tcPr>
+            <w:tcW w:type="dxa" w:w="1008"/>
           </w:tcPr>
           <w:p>
             <w:pPr>
@@ -3125,25 +5695,6 @@
                 <w:sz w:val="15"/>
               </w:rPr>
               <w:t>1</w:t>
-            </w:r>
-          </w:p>
-        </w:tc>
-        <w:tc>
-          <w:tcPr>
-            <w:tcW w:type="dxa" w:w="1728"/>
-          </w:tcPr>
-          <w:p>
-            <w:pPr>
-              <w:spacing w:before="60" w:after="60" w:line="264" w:lineRule="auto"/>
-            </w:pPr>
-            <w:r/>
-            <w:r>
-              <w:rPr>
-                <w:b w:val="0"/>
-                <w:i w:val="0"/>
-                <w:sz w:val="15"/>
-              </w:rPr>
-              <w:t>RE-ANCHORED</w:t>
             </w:r>
           </w:p>
         </w:tc>
@@ -3151,7 +5702,7 @@
       <w:tr>
         <w:tc>
           <w:tcPr>
-            <w:tcW w:type="dxa" w:w="3312"/>
+            <w:tcW w:type="dxa" w:w="3456"/>
           </w:tcPr>
           <w:p>
             <w:pPr>
@@ -3170,7 +5721,7 @@
         </w:tc>
         <w:tc>
           <w:tcPr>
-            <w:tcW w:type="dxa" w:w="3024"/>
+            <w:tcW w:type="dxa" w:w="3456"/>
           </w:tcPr>
           <w:p>
             <w:pPr>
@@ -3183,13 +5734,13 @@
                 <w:i w:val="0"/>
                 <w:sz w:val="15"/>
               </w:rPr>
-              <w:t>10 WHAT THIS METHOD CANNOT TELL YOU</w:t>
-            </w:r>
-          </w:p>
-        </w:tc>
-        <w:tc>
-          <w:tcPr>
-            <w:tcW w:type="dxa" w:w="720"/>
+              <w:t>10 WHAT THIS METHOD CANNOT TELL YOU, para 1</w:t>
+            </w:r>
+          </w:p>
+        </w:tc>
+        <w:tc>
+          <w:tcPr>
+            <w:tcW w:type="dxa" w:w="1296"/>
           </w:tcPr>
           <w:p>
             <w:pPr>
@@ -3208,7 +5759,7 @@
         </w:tc>
         <w:tc>
           <w:tcPr>
-            <w:tcW w:type="dxa" w:w="864"/>
+            <w:tcW w:type="dxa" w:w="1008"/>
           </w:tcPr>
           <w:p>
             <w:pPr>
@@ -3222,25 +5773,6 @@
                 <w:sz w:val="15"/>
               </w:rPr>
               <w:t>1</w:t>
-            </w:r>
-          </w:p>
-        </w:tc>
-        <w:tc>
-          <w:tcPr>
-            <w:tcW w:type="dxa" w:w="1728"/>
-          </w:tcPr>
-          <w:p>
-            <w:pPr>
-              <w:spacing w:before="60" w:after="60" w:line="264" w:lineRule="auto"/>
-            </w:pPr>
-            <w:r/>
-            <w:r>
-              <w:rPr>
-                <w:b w:val="0"/>
-                <w:i w:val="0"/>
-                <w:sz w:val="15"/>
-              </w:rPr>
-              <w:t>RE-ANCHORED</w:t>
             </w:r>
           </w:p>
         </w:tc>
@@ -3248,7 +5780,7 @@
       <w:tr>
         <w:tc>
           <w:tcPr>
-            <w:tcW w:type="dxa" w:w="3312"/>
+            <w:tcW w:type="dxa" w:w="3456"/>
           </w:tcPr>
           <w:p>
             <w:pPr>
@@ -3267,7 +5799,7 @@
         </w:tc>
         <w:tc>
           <w:tcPr>
-            <w:tcW w:type="dxa" w:w="3024"/>
+            <w:tcW w:type="dxa" w:w="3456"/>
           </w:tcPr>
           <w:p>
             <w:pPr>
@@ -3280,13 +5812,13 @@
                 <w:i w:val="0"/>
                 <w:sz w:val="15"/>
               </w:rPr>
-              <w:t>11 USE IT ON A REAL JOB</w:t>
-            </w:r>
-          </w:p>
-        </w:tc>
-        <w:tc>
-          <w:tcPr>
-            <w:tcW w:type="dxa" w:w="720"/>
+              <w:t>11 USE IT ON A REAL JOB, para 1</w:t>
+            </w:r>
+          </w:p>
+        </w:tc>
+        <w:tc>
+          <w:tcPr>
+            <w:tcW w:type="dxa" w:w="1296"/>
           </w:tcPr>
           <w:p>
             <w:pPr>
@@ -3305,7 +5837,7 @@
         </w:tc>
         <w:tc>
           <w:tcPr>
-            <w:tcW w:type="dxa" w:w="864"/>
+            <w:tcW w:type="dxa" w:w="1008"/>
           </w:tcPr>
           <w:p>
             <w:pPr>
@@ -3319,25 +5851,6 @@
                 <w:sz w:val="15"/>
               </w:rPr>
               <w:t>2</w:t>
-            </w:r>
-          </w:p>
-        </w:tc>
-        <w:tc>
-          <w:tcPr>
-            <w:tcW w:type="dxa" w:w="1728"/>
-          </w:tcPr>
-          <w:p>
-            <w:pPr>
-              <w:spacing w:before="60" w:after="60" w:line="264" w:lineRule="auto"/>
-            </w:pPr>
-            <w:r/>
-            <w:r>
-              <w:rPr>
-                <w:b w:val="0"/>
-                <w:i w:val="0"/>
-                <w:sz w:val="15"/>
-              </w:rPr>
-              <w:t>RE-ANCHORED</w:t>
             </w:r>
           </w:p>
         </w:tc>
@@ -3345,7 +5858,7 @@
       <w:tr>
         <w:tc>
           <w:tcPr>
-            <w:tcW w:type="dxa" w:w="3312"/>
+            <w:tcW w:type="dxa" w:w="3456"/>
           </w:tcPr>
           <w:p>
             <w:pPr>
@@ -3364,7 +5877,7 @@
         </w:tc>
         <w:tc>
           <w:tcPr>
-            <w:tcW w:type="dxa" w:w="3024"/>
+            <w:tcW w:type="dxa" w:w="3456"/>
           </w:tcPr>
           <w:p>
             <w:pPr>
@@ -3377,13 +5890,13 @@
                 <w:i w:val="0"/>
                 <w:sz w:val="15"/>
               </w:rPr>
-              <w:t>12 TAKEAWAY VALUE</w:t>
-            </w:r>
-          </w:p>
-        </w:tc>
-        <w:tc>
-          <w:tcPr>
-            <w:tcW w:type="dxa" w:w="720"/>
+              <w:t>12 TAKEAWAY VALUE, para 1</w:t>
+            </w:r>
+          </w:p>
+        </w:tc>
+        <w:tc>
+          <w:tcPr>
+            <w:tcW w:type="dxa" w:w="1296"/>
           </w:tcPr>
           <w:p>
             <w:pPr>
@@ -3402,7 +5915,7 @@
         </w:tc>
         <w:tc>
           <w:tcPr>
-            <w:tcW w:type="dxa" w:w="864"/>
+            <w:tcW w:type="dxa" w:w="1008"/>
           </w:tcPr>
           <w:p>
             <w:pPr>
@@ -3416,25 +5929,6 @@
                 <w:sz w:val="15"/>
               </w:rPr>
               <w:t>1</w:t>
-            </w:r>
-          </w:p>
-        </w:tc>
-        <w:tc>
-          <w:tcPr>
-            <w:tcW w:type="dxa" w:w="1728"/>
-          </w:tcPr>
-          <w:p>
-            <w:pPr>
-              <w:spacing w:before="60" w:after="60" w:line="264" w:lineRule="auto"/>
-            </w:pPr>
-            <w:r/>
-            <w:r>
-              <w:rPr>
-                <w:b w:val="0"/>
-                <w:i w:val="0"/>
-                <w:sz w:val="15"/>
-              </w:rPr>
-              <w:t>RE-CUED</w:t>
             </w:r>
           </w:p>
         </w:tc>
@@ -3442,7 +5936,7 @@
       <w:tr>
         <w:tc>
           <w:tcPr>
-            <w:tcW w:type="dxa" w:w="3312"/>
+            <w:tcW w:type="dxa" w:w="3456"/>
           </w:tcPr>
           <w:p>
             <w:pPr>
@@ -3461,7 +5955,7 @@
         </w:tc>
         <w:tc>
           <w:tcPr>
-            <w:tcW w:type="dxa" w:w="3024"/>
+            <w:tcW w:type="dxa" w:w="3456"/>
           </w:tcPr>
           <w:p>
             <w:pPr>
@@ -3474,13 +5968,13 @@
                 <w:i w:val="0"/>
                 <w:sz w:val="15"/>
               </w:rPr>
-              <w:t>16 WATCH NEXT</w:t>
-            </w:r>
-          </w:p>
-        </w:tc>
-        <w:tc>
-          <w:tcPr>
-            <w:tcW w:type="dxa" w:w="720"/>
+              <w:t>16 WATCH NEXT, para 1</w:t>
+            </w:r>
+          </w:p>
+        </w:tc>
+        <w:tc>
+          <w:tcPr>
+            <w:tcW w:type="dxa" w:w="1296"/>
           </w:tcPr>
           <w:p>
             <w:pPr>
@@ -3499,7 +5993,7 @@
         </w:tc>
         <w:tc>
           <w:tcPr>
-            <w:tcW w:type="dxa" w:w="864"/>
+            <w:tcW w:type="dxa" w:w="1008"/>
           </w:tcPr>
           <w:p>
             <w:pPr>
@@ -3513,25 +6007,6 @@
                 <w:sz w:val="15"/>
               </w:rPr>
               <w:t>1</w:t>
-            </w:r>
-          </w:p>
-        </w:tc>
-        <w:tc>
-          <w:tcPr>
-            <w:tcW w:type="dxa" w:w="1728"/>
-          </w:tcPr>
-          <w:p>
-            <w:pPr>
-              <w:spacing w:before="60" w:after="60" w:line="264" w:lineRule="auto"/>
-            </w:pPr>
-            <w:r/>
-            <w:r>
-              <w:rPr>
-                <w:b w:val="0"/>
-                <w:i w:val="0"/>
-                <w:sz w:val="15"/>
-              </w:rPr>
-              <w:t>END CARD</w:t>
             </w:r>
           </w:p>
         </w:tc>

--- a/deliverables/V4-V11_SYNC/PACKAGES/NEW_V06_Synchronized_Production_Package/02_RUN_OF_SHOW/Run_of_Show.docx
+++ b/deliverables/V4-V11_SYNC/PACKAGES/NEW_V06_Synchronized_Production_Package/02_RUN_OF_SHOW/Run_of_Show.docx
@@ -144,7 +144,7 @@
         <w:rPr>
           <w:sz w:val="21"/>
         </w:rPr>
-        <w:t>Saturday, September 19, 2026 | 6:36 AM CT</w:t>
+        <w:t>Saturday, September 19, 2026 | 7:08 AM CT</w:t>
       </w:r>
     </w:p>
     <w:p>
@@ -2311,7 +2311,7 @@
                 <w:i w:val="0"/>
                 <w:sz w:val="14"/>
               </w:rPr>
-              <w:t>V6-C10</w:t>
+              <w:t>V6-C11</w:t>
             </w:r>
           </w:p>
         </w:tc>
@@ -2427,7 +2427,7 @@
                 <w:i w:val="0"/>
                 <w:sz w:val="14"/>
               </w:rPr>
-              <w:t>V6-C11</w:t>
+              <w:t>V6-C12</w:t>
             </w:r>
           </w:p>
         </w:tc>
@@ -2659,7 +2659,7 @@
                 <w:i w:val="0"/>
                 <w:sz w:val="14"/>
               </w:rPr>
-              <w:t>V6-C12</w:t>
+              <w:t>V6-C13</w:t>
             </w:r>
           </w:p>
         </w:tc>
@@ -2891,7 +2891,7 @@
                 <w:i w:val="0"/>
                 <w:sz w:val="14"/>
               </w:rPr>
-              <w:t>V6-C13</w:t>
+              <w:t>V6-C14</w:t>
             </w:r>
           </w:p>
         </w:tc>
@@ -3239,7 +3239,7 @@
                 <w:i w:val="0"/>
                 <w:sz w:val="14"/>
               </w:rPr>
-              <w:t>V6-C14</w:t>
+              <w:t>V6-C15</w:t>
             </w:r>
           </w:p>
         </w:tc>
@@ -3355,7 +3355,7 @@
                 <w:i w:val="0"/>
                 <w:sz w:val="14"/>
               </w:rPr>
-              <w:t>V6-C15</w:t>
+              <w:t>V6-C16</w:t>
             </w:r>
           </w:p>
         </w:tc>
@@ -3471,7 +3471,7 @@
                 <w:i w:val="0"/>
                 <w:sz w:val="14"/>
               </w:rPr>
-              <w:t>V6-C16</w:t>
+              <w:t>V6-C17</w:t>
             </w:r>
           </w:p>
         </w:tc>
@@ -3587,7 +3587,7 @@
                 <w:i w:val="0"/>
                 <w:sz w:val="14"/>
               </w:rPr>
-              <w:t>V6-C17</w:t>
+              <w:t>V6-C18</w:t>
             </w:r>
           </w:p>
         </w:tc>
@@ -3703,7 +3703,7 @@
                 <w:i w:val="0"/>
                 <w:sz w:val="14"/>
               </w:rPr>
-              <w:t>V6-C18</w:t>
+              <w:t>V6-C19</w:t>
             </w:r>
           </w:p>
         </w:tc>
@@ -3819,7 +3819,7 @@
                 <w:i w:val="0"/>
                 <w:sz w:val="14"/>
               </w:rPr>
-              <w:t>V6-C19</w:t>
+              <w:t>V6-C20</w:t>
             </w:r>
           </w:p>
         </w:tc>
@@ -3935,7 +3935,7 @@
                 <w:i w:val="0"/>
                 <w:sz w:val="14"/>
               </w:rPr>
-              <w:t>V6-C20</w:t>
+              <w:t>V6-C21</w:t>
             </w:r>
           </w:p>
         </w:tc>
@@ -4051,7 +4051,7 @@
                 <w:i w:val="0"/>
                 <w:sz w:val="14"/>
               </w:rPr>
-              <w:t>V6-C21</w:t>
+              <w:t>V6-T03</w:t>
             </w:r>
           </w:p>
         </w:tc>
@@ -4108,7 +4108,7 @@
                 <w:i w:val="0"/>
                 <w:sz w:val="14"/>
               </w:rPr>
-              <w:t>1</w:t>
+              <w:t>1 to 2</w:t>
             </w:r>
           </w:p>
         </w:tc>
